--- a/_implementation-notes/evening-series/FotH Evening Session 18 Leader Notes DRAFT v1.docx
+++ b/_implementation-notes/evening-series/FotH Evening Session 18 Leader Notes DRAFT v1.docx
@@ -626,7 +626,7 @@
         <w:t>CUES:</w:t>
       </w:r>
       <w:r>
-        <w:t xml:space="preserve"> This script carries the school clock for Session 21, but the Week 21 plan runs food 6:00, session 6:30–5:30 — confirm the times in the family email before announcing.</w:t>
+        <w:t xml:space="preserve"> This script carries the school clock for Session 21, but the Week 21 plan runs food 6:00, session 6:30–8:30 — confirm the times in the family email before announcing.</w:t>
       </w:r>
     </w:p>
     <w:p>

--- a/_implementation-notes/evening-series/FotH Evening Session 18 Leader Notes DRAFT v1.docx
+++ b/_implementation-notes/evening-series/FotH Evening Session 18 Leader Notes DRAFT v1.docx
@@ -4,7 +4,7 @@
   <w:body>
     <w:p>
       <w:pPr>
-        <w:spacing w:after="40"/>
+        <w:spacing w:before="0" w:after="40"/>
       </w:pPr>
       <w:r>
         <w:rPr>
@@ -18,22 +18,92 @@
     </w:p>
     <w:p>
       <w:pPr>
-        <w:spacing w:after="160"/>
+        <w:spacing w:before="0" w:after="80"/>
       </w:pPr>
       <w:r>
         <w:rPr>
-          <w:i/>
           <w:color w:val="595959"/>
           <w:sz w:val="18"/>
         </w:rPr>
-        <w:t>FotH Evening · the speaker notes, in hand — so the leading pair reads the room, not the screen. Same content as the deck notes; the slides carry the room, these notes carry you. Practice the session together beforehand.</w:t>
+        <w:t>FotH Evening · the speaker notes, in hand — so the leading pair reads the room, not the screen. The big number on each block is the number in the corner of the screen; the colour is whose block it is. Built from the deck's own notes, so the two always agree.</w:t>
+      </w:r>
+    </w:p>
+    <w:p>
+      <w:pPr>
+        <w:spacing w:before="0" w:after="200"/>
+      </w:pPr>
+      <w:r>
+        <w:rPr>
+          <w:b/>
+          <w:color w:val="1F4E79"/>
+          <w:sz w:val="18"/>
+          <w:shd w:val="clear" w:color="auto" w:fill="DEEAF6"/>
+        </w:rPr>
+        <w:t xml:space="preserve"> ▌ CONTAINER HOLDER </w:t>
+      </w:r>
+      <w:r>
+        <w:rPr>
+          <w:sz w:val="18"/>
+        </w:rPr>
+        <w:t xml:space="preserve">   </w:t>
+      </w:r>
+      <w:r>
+        <w:rPr>
+          <w:b/>
+          <w:color w:val="B45309"/>
+          <w:sz w:val="18"/>
+          <w:shd w:val="clear" w:color="auto" w:fill="FCE9D6"/>
+        </w:rPr>
+        <w:t xml:space="preserve"> ‖ CONTENT PRESENTER </w:t>
+      </w:r>
+      <w:r>
+        <w:rPr>
+          <w:sz w:val="18"/>
+        </w:rPr>
+        <w:t xml:space="preserve">   </w:t>
+      </w:r>
+      <w:r>
+        <w:rPr>
+          <w:b/>
+          <w:color w:val="6B3FA0"/>
+          <w:sz w:val="18"/>
+          <w:shd w:val="clear" w:color="auto" w:fill="ECE3F5"/>
+        </w:rPr>
+        <w:t xml:space="preserve"> ▐ BOTH LEADERS </w:t>
+      </w:r>
+      <w:r>
+        <w:rPr>
+          <w:sz w:val="18"/>
+        </w:rPr>
+        <w:t xml:space="preserve">   </w:t>
+      </w:r>
+      <w:r>
+        <w:rPr>
+          <w:i/>
+          <w:color w:val="7F7F7F"/>
+          <w:sz w:val="16"/>
+        </w:rPr>
+        <w:t>Bar styles differ too, so the roles still read in black and white.</w:t>
       </w:r>
     </w:p>
     <w:p>
       <w:pPr>
         <w:keepNext/>
-        <w:spacing w:before="160" w:after="20"/>
+        <w:pBdr>
+          <w:left w:val="dotted" w:sz="24" w:space="8" w:color="8C8C8C"/>
+        </w:pBdr>
+        <w:shd w:val="clear" w:color="auto" w:fill="F0F0F0"/>
+        <w:spacing w:before="160" w:after="40"/>
       </w:pPr>
+      <w:r>
+        <w:rPr>
+          <w:rFonts w:ascii="Cambria" w:hAnsi="Cambria"/>
+          <w:b/>
+          <w:color w:val="8C8C8C"/>
+          <w:sz w:val="24"/>
+        </w:rPr>
+        <w:t>Title</w:t>
+      </w:r>
       <w:r>
         <w:rPr>
           <w:rFonts w:ascii="Cambria" w:hAnsi="Cambria"/>
@@ -41,13 +111,32 @@
           <w:color w:val="2C5F2D"/>
           <w:sz w:val="24"/>
         </w:rPr>
-        <w:t>Slide 1 — Fellowship of the Heart</w:t>
+        <w:t xml:space="preserve">   Fellowship of the Heart</w:t>
+      </w:r>
+      <w:r>
+        <w:rPr>
+          <w:b/>
+          <w:color w:val="8C8C8C"/>
+          <w:sz w:val="17"/>
+        </w:rPr>
+        <w:t xml:space="preserve">    ON SCREEN</w:t>
+      </w:r>
+      <w:r>
+        <w:rPr>
+          <w:b w:val="0"/>
+          <w:color w:val="7F7F7F"/>
+          <w:sz w:val="16"/>
+        </w:rPr>
+        <w:t xml:space="preserve">   · slide 1 of 14</w:t>
       </w:r>
     </w:p>
     <w:p>
       <w:pPr>
         <w:keepNext/>
-        <w:spacing w:after="40"/>
+        <w:pBdr>
+          <w:left w:val="dotted" w:sz="24" w:space="8" w:color="8C8C8C"/>
+        </w:pBdr>
+        <w:spacing w:before="0" w:after="60"/>
       </w:pPr>
       <w:r>
         <w:rPr>
@@ -60,7 +149,10 @@
     </w:p>
     <w:p>
       <w:pPr>
-        <w:ind w:left="216"/>
+        <w:pBdr>
+          <w:left w:val="dotted" w:sz="24" w:space="8" w:color="8C8C8C"/>
+        </w:pBdr>
+        <w:spacing w:before="0" w:after="60"/>
       </w:pPr>
       <w:r>
         <w:t>On screen as the room assembles on night one. All Scripture ESV; the plans carry the scripts; these slides carry the room — and these notes carry you.</w:t>
@@ -69,8 +161,21 @@
     <w:p>
       <w:pPr>
         <w:keepNext/>
-        <w:spacing w:before="160" w:after="20"/>
+        <w:pBdr>
+          <w:left w:val="dotted" w:sz="24" w:space="8" w:color="8C8C8C"/>
+        </w:pBdr>
+        <w:shd w:val="clear" w:color="auto" w:fill="F0F0F0"/>
+        <w:spacing w:before="160" w:after="40"/>
       </w:pPr>
+      <w:r>
+        <w:rPr>
+          <w:rFonts w:ascii="Cambria" w:hAnsi="Cambria"/>
+          <w:b/>
+          <w:color w:val="8C8C8C"/>
+          <w:sz w:val="30"/>
+        </w:rPr>
+        <w:t>255</w:t>
+      </w:r>
       <w:r>
         <w:rPr>
           <w:rFonts w:ascii="Cambria" w:hAnsi="Cambria"/>
@@ -78,13 +183,32 @@
           <w:color w:val="2C5F2D"/>
           <w:sz w:val="24"/>
         </w:rPr>
-        <w:t>Slide 2 — SESSION 18</w:t>
+        <w:t xml:space="preserve">   SESSION 18</w:t>
+      </w:r>
+      <w:r>
+        <w:rPr>
+          <w:b/>
+          <w:color w:val="8C8C8C"/>
+          <w:sz w:val="17"/>
+        </w:rPr>
+        <w:t xml:space="preserve">    ON SCREEN</w:t>
+      </w:r>
+      <w:r>
+        <w:rPr>
+          <w:b w:val="0"/>
+          <w:color w:val="7F7F7F"/>
+          <w:sz w:val="16"/>
+        </w:rPr>
+        <w:t xml:space="preserve">   · slide 2 of 14</w:t>
       </w:r>
     </w:p>
     <w:p>
       <w:pPr>
         <w:keepNext/>
-        <w:spacing w:after="40"/>
+        <w:pBdr>
+          <w:left w:val="dotted" w:sz="24" w:space="8" w:color="8C8C8C"/>
+        </w:pBdr>
+        <w:spacing w:before="0" w:after="60"/>
       </w:pPr>
       <w:r>
         <w:rPr>
@@ -97,7 +221,10 @@
     </w:p>
     <w:p>
       <w:pPr>
-        <w:ind w:left="216"/>
+        <w:pBdr>
+          <w:left w:val="dotted" w:sz="24" w:space="8" w:color="8C8C8C"/>
+        </w:pBdr>
+        <w:spacing w:before="0" w:after="60"/>
       </w:pPr>
       <w:r>
         <w:t>On screen through dinner and as the circle forms. Greet at the door — the slide holds the room. Name tags out one more time; the year's last re-entry gets the same welcome as its first. Doors close at 7:00 and a Companion-in-Formation opens.</w:t>
@@ -106,8 +233,21 @@
     <w:p>
       <w:pPr>
         <w:keepNext/>
-        <w:spacing w:before="160" w:after="20"/>
+        <w:pBdr>
+          <w:left w:val="single" w:sz="24" w:space="8" w:color="1F4E79"/>
+        </w:pBdr>
+        <w:shd w:val="clear" w:color="auto" w:fill="DEEAF6"/>
+        <w:spacing w:before="160" w:after="40"/>
       </w:pPr>
+      <w:r>
+        <w:rPr>
+          <w:rFonts w:ascii="Cambria" w:hAnsi="Cambria"/>
+          <w:b/>
+          <w:color w:val="1F4E79"/>
+          <w:sz w:val="30"/>
+        </w:rPr>
+        <w:t>256</w:t>
+      </w:r>
       <w:r>
         <w:rPr>
           <w:rFonts w:ascii="Cambria" w:hAnsi="Cambria"/>
@@ -115,13 +255,32 @@
           <w:color w:val="2C5F2D"/>
           <w:sz w:val="24"/>
         </w:rPr>
-        <w:t>Slide 3 — Where We Are — the Four Connects</w:t>
+        <w:t xml:space="preserve">   Where We Are — the Four Connects</w:t>
+      </w:r>
+      <w:r>
+        <w:rPr>
+          <w:b/>
+          <w:color w:val="1F4E79"/>
+          <w:sz w:val="17"/>
+        </w:rPr>
+        <w:t xml:space="preserve">    CONTAINER HOLDER</w:t>
+      </w:r>
+      <w:r>
+        <w:rPr>
+          <w:b w:val="0"/>
+          <w:color w:val="7F7F7F"/>
+          <w:sz w:val="16"/>
+        </w:rPr>
+        <w:t xml:space="preserve">   · slide 3 of 14</w:t>
       </w:r>
     </w:p>
     <w:p>
       <w:pPr>
         <w:keepNext/>
-        <w:spacing w:after="40"/>
+        <w:pBdr>
+          <w:left w:val="single" w:sz="24" w:space="8" w:color="1F4E79"/>
+        </w:pBdr>
+        <w:spacing w:before="0" w:after="60"/>
       </w:pPr>
       <w:r>
         <w:rPr>
@@ -129,12 +288,31 @@
           <w:color w:val="6B8E3F"/>
           <w:sz w:val="18"/>
         </w:rPr>
-        <w:t>S18 · WELCOME · LEAD: CONTAINER HOLDER · GROUNDING — every session opens on this map</w:t>
+        <w:t xml:space="preserve">S18 · WELCOME · </w:t>
+      </w:r>
+      <w:r>
+        <w:rPr>
+          <w:b/>
+          <w:color w:val="1F4E79"/>
+          <w:sz w:val="18"/>
+        </w:rPr>
+        <w:t>LEAD: CONTAINER HOLDER</w:t>
+      </w:r>
+      <w:r>
+        <w:rPr>
+          <w:b/>
+          <w:color w:val="6B8E3F"/>
+          <w:sz w:val="18"/>
+        </w:rPr>
+        <w:t xml:space="preserve"> · GROUNDING — every session opens on this map</w:t>
       </w:r>
     </w:p>
     <w:p>
       <w:pPr>
-        <w:ind w:left="216"/>
+        <w:pBdr>
+          <w:left w:val="single" w:sz="24" w:space="8" w:color="1F4E79"/>
+        </w:pBdr>
+        <w:spacing w:before="0" w:after="20"/>
       </w:pPr>
       <w:r>
         <w:rPr>
@@ -146,7 +324,10 @@
     </w:p>
     <w:p>
       <w:pPr>
-        <w:ind w:left="216"/>
+        <w:pBdr>
+          <w:left w:val="single" w:sz="24" w:space="8" w:color="1F4E79"/>
+        </w:pBdr>
+        <w:spacing w:before="0" w:after="60"/>
       </w:pPr>
       <w:r>
         <w:t>1. Locate tonight on the map, plainly: Session 18 returns to the whole map — all four Connects, for the final stretch. Each connection makes the next one real (Matt. 22:37–40).</w:t>
@@ -154,7 +335,10 @@
     </w:p>
     <w:p>
       <w:pPr>
-        <w:ind w:left="216"/>
+        <w:pBdr>
+          <w:left w:val="single" w:sz="24" w:space="8" w:color="1F4E79"/>
+        </w:pBdr>
+        <w:spacing w:before="0" w:after="60"/>
       </w:pPr>
       <w:r>
         <w:t>2. The four boxes are one journey — each connection makes the next one real — rooted in the two great commandments: love God, love neighbor (Matt 22:37–40).</w:t>
@@ -162,7 +346,10 @@
     </w:p>
     <w:p>
       <w:pPr>
-        <w:ind w:left="216"/>
+        <w:pBdr>
+          <w:left w:val="single" w:sz="24" w:space="8" w:color="1F4E79"/>
+        </w:pBdr>
+        <w:spacing w:before="0" w:after="60"/>
       </w:pPr>
       <w:r>
         <w:t>3. This is also the 'where we are on the map' minute the welcome owes any newcomer.</w:t>
@@ -170,24 +357,40 @@
     </w:p>
     <w:p>
       <w:pPr>
-        <w:ind w:left="216"/>
+        <w:pBdr>
+          <w:left w:val="single" w:sz="24" w:space="8" w:color="1F4E79"/>
+        </w:pBdr>
+        <w:spacing w:before="0" w:after="60"/>
       </w:pPr>
       <w:r>
         <w:rPr>
           <w:b/>
           <w:color w:val="595959"/>
         </w:rPr>
-        <w:t>CUES:</w:t>
+        <w:t xml:space="preserve">CUES: </w:t>
       </w:r>
       <w:r>
-        <w:t xml:space="preserve"> Two minutes at most; then tonight's road.</w:t>
+        <w:t>Two minutes at most; then tonight's road.</w:t>
       </w:r>
     </w:p>
     <w:p>
       <w:pPr>
         <w:keepNext/>
-        <w:spacing w:before="160" w:after="20"/>
+        <w:pBdr>
+          <w:left w:val="thickThinSmallGap" w:sz="24" w:space="8" w:color="6B3FA0"/>
+        </w:pBdr>
+        <w:shd w:val="clear" w:color="auto" w:fill="ECE3F5"/>
+        <w:spacing w:before="160" w:after="40"/>
       </w:pPr>
+      <w:r>
+        <w:rPr>
+          <w:rFonts w:ascii="Cambria" w:hAnsi="Cambria"/>
+          <w:b/>
+          <w:color w:val="6B3FA0"/>
+          <w:sz w:val="30"/>
+        </w:rPr>
+        <w:t>257</w:t>
+      </w:r>
       <w:r>
         <w:rPr>
           <w:rFonts w:ascii="Cambria" w:hAnsi="Cambria"/>
@@ -195,13 +398,32 @@
           <w:color w:val="2C5F2D"/>
           <w:sz w:val="24"/>
         </w:rPr>
-        <w:t>Slide 4 — Session 18 — Tonight’s Road</w:t>
+        <w:t xml:space="preserve">   Session 18 — Tonight’s Road</w:t>
+      </w:r>
+      <w:r>
+        <w:rPr>
+          <w:b/>
+          <w:color w:val="6B3FA0"/>
+          <w:sz w:val="17"/>
+        </w:rPr>
+        <w:t xml:space="preserve">    BOTH LEADERS</w:t>
+      </w:r>
+      <w:r>
+        <w:rPr>
+          <w:b w:val="0"/>
+          <w:color w:val="7F7F7F"/>
+          <w:sz w:val="16"/>
+        </w:rPr>
+        <w:t xml:space="preserve">   · slide 4 of 14</w:t>
       </w:r>
     </w:p>
     <w:p>
       <w:pPr>
         <w:keepNext/>
-        <w:spacing w:after="40"/>
+        <w:pBdr>
+          <w:left w:val="thickThinSmallGap" w:sz="24" w:space="8" w:color="6B3FA0"/>
+        </w:pBdr>
+        <w:spacing w:before="0" w:after="60"/>
       </w:pPr>
       <w:r>
         <w:rPr>
@@ -209,12 +431,30 @@
           <w:color w:val="6B8E3F"/>
           <w:sz w:val="18"/>
         </w:rPr>
-        <w:t>S18 · 7:00–8:30 · LEAD: BOTH LEADERS CIRCLE</w:t>
+        <w:t xml:space="preserve">S18 · 7:00–8:30 · </w:t>
+      </w:r>
+      <w:r>
+        <w:rPr>
+          <w:b/>
+          <w:color w:val="6B3FA0"/>
+          <w:sz w:val="18"/>
+        </w:rPr>
+        <w:t>LEAD: BOTH LEADERS CIRCLE</w:t>
+      </w:r>
+      <w:r>
+        <w:rPr>
+          <w:b/>
+          <w:color w:val="6B8E3F"/>
+          <w:sz w:val="18"/>
+        </w:rPr>
       </w:r>
     </w:p>
     <w:p>
       <w:pPr>
-        <w:ind w:left="216"/>
+        <w:pBdr>
+          <w:left w:val="thickThinSmallGap" w:sz="24" w:space="8" w:color="6B3FA0"/>
+        </w:pBdr>
+        <w:spacing w:before="0" w:after="20"/>
       </w:pPr>
       <w:r>
         <w:rPr>
@@ -226,7 +466,10 @@
     </w:p>
     <w:p>
       <w:pPr>
-        <w:ind w:left="216"/>
+        <w:pBdr>
+          <w:left w:val="thickThinSmallGap" w:sz="24" w:space="8" w:color="6B3FA0"/>
+        </w:pBdr>
+        <w:spacing w:before="0" w:after="60"/>
       </w:pPr>
       <w:r>
         <w:t>1. Frame the night light: Return II, not Return I — the room knows how to come back now; say it out loud and let the session prove it.</w:t>
@@ -234,7 +477,10 @@
     </w:p>
     <w:p>
       <w:pPr>
-        <w:ind w:left="216"/>
+        <w:pBdr>
+          <w:left w:val="thickThinSmallGap" w:sz="24" w:space="8" w:color="6B3FA0"/>
+        </w:pBdr>
+        <w:spacing w:before="0" w:after="60"/>
       </w:pPr>
       <w:r>
         <w:t>2. Walk the road: teen-led open, two verses, a one-sentence what-held round, the final-stretch map, practice, close.</w:t>
@@ -242,7 +488,10 @@
     </w:p>
     <w:p>
       <w:pPr>
-        <w:ind w:left="216"/>
+        <w:pBdr>
+          <w:left w:val="thickThinSmallGap" w:sz="24" w:space="8" w:color="6B3FA0"/>
+        </w:pBdr>
+        <w:spacing w:before="0" w:after="60"/>
       </w:pPr>
       <w:r>
         <w:t>3. One circle all night — no pairing.</w:t>
@@ -250,24 +499,40 @@
     </w:p>
     <w:p>
       <w:pPr>
-        <w:ind w:left="216"/>
+        <w:pBdr>
+          <w:left w:val="thickThinSmallGap" w:sz="24" w:space="8" w:color="6B3FA0"/>
+        </w:pBdr>
+        <w:spacing w:before="0" w:after="60"/>
       </w:pPr>
       <w:r>
         <w:rPr>
           <w:b/>
           <w:color w:val="595959"/>
         </w:rPr>
-        <w:t>GUARD:</w:t>
+        <w:t xml:space="preserve">GUARD: </w:t>
       </w:r>
       <w:r>
-        <w:t xml:space="preserve"> A light night still gets a full listening — read every check-in word closely; the break may have been hard in some house. Section 6 and the two-adult rule hold today as every night.</w:t>
+        <w:t>A light night still gets a full listening — read every check-in word closely; the break may have been hard in some house. Section 6 and the two-adult rule hold today as every night.</w:t>
       </w:r>
     </w:p>
     <w:p>
       <w:pPr>
         <w:keepNext/>
-        <w:spacing w:before="160" w:after="20"/>
+        <w:pBdr>
+          <w:left w:val="single" w:sz="24" w:space="8" w:color="1F4E79"/>
+        </w:pBdr>
+        <w:shd w:val="clear" w:color="auto" w:fill="DEEAF6"/>
+        <w:spacing w:before="160" w:after="40"/>
       </w:pPr>
+      <w:r>
+        <w:rPr>
+          <w:rFonts w:ascii="Cambria" w:hAnsi="Cambria"/>
+          <w:b/>
+          <w:color w:val="1F4E79"/>
+          <w:sz w:val="30"/>
+        </w:rPr>
+        <w:t>258</w:t>
+      </w:r>
       <w:r>
         <w:rPr>
           <w:rFonts w:ascii="Cambria" w:hAnsi="Cambria"/>
@@ -275,13 +540,32 @@
           <w:color w:val="2C5F2D"/>
           <w:sz w:val="24"/>
         </w:rPr>
-        <w:t>Slide 5 — Opening Container — the Eight Steps</w:t>
+        <w:t xml:space="preserve">   Opening Container — the Eight Steps</w:t>
+      </w:r>
+      <w:r>
+        <w:rPr>
+          <w:b/>
+          <w:color w:val="1F4E79"/>
+          <w:sz w:val="17"/>
+        </w:rPr>
+        <w:t xml:space="preserve">    CONTAINER HOLDER</w:t>
+      </w:r>
+      <w:r>
+        <w:rPr>
+          <w:b w:val="0"/>
+          <w:color w:val="7F7F7F"/>
+          <w:sz w:val="16"/>
+        </w:rPr>
+        <w:t xml:space="preserve">   · slide 5 of 14</w:t>
       </w:r>
     </w:p>
     <w:p>
       <w:pPr>
         <w:keepNext/>
-        <w:spacing w:after="40"/>
+        <w:pBdr>
+          <w:left w:val="single" w:sz="24" w:space="8" w:color="1F4E79"/>
+        </w:pBdr>
+        <w:spacing w:before="0" w:after="60"/>
       </w:pPr>
       <w:r>
         <w:rPr>
@@ -289,12 +573,30 @@
           <w:color w:val="6B8E3F"/>
           <w:sz w:val="18"/>
         </w:rPr>
-        <w:t>S18 · 7:00–7:08 · LEAD: CONTAINER HOLDER CIRCLE</w:t>
+        <w:t xml:space="preserve">S18 · 7:00–7:08 · </w:t>
+      </w:r>
+      <w:r>
+        <w:rPr>
+          <w:b/>
+          <w:color w:val="1F4E79"/>
+          <w:sz w:val="18"/>
+        </w:rPr>
+        <w:t>LEAD: CONTAINER HOLDER CIRCLE</w:t>
+      </w:r>
+      <w:r>
+        <w:rPr>
+          <w:b/>
+          <w:color w:val="6B8E3F"/>
+          <w:sz w:val="18"/>
+        </w:rPr>
       </w:r>
     </w:p>
     <w:p>
       <w:pPr>
-        <w:ind w:left="216"/>
+        <w:pBdr>
+          <w:left w:val="single" w:sz="24" w:space="8" w:color="1F4E79"/>
+        </w:pBdr>
+        <w:spacing w:before="0" w:after="20"/>
       </w:pPr>
       <w:r>
         <w:rPr>
@@ -306,7 +608,10 @@
     </w:p>
     <w:p>
       <w:pPr>
-        <w:ind w:left="216"/>
+        <w:pBdr>
+          <w:left w:val="single" w:sz="24" w:space="8" w:color="1F4E79"/>
+        </w:pBdr>
+        <w:spacing w:before="0" w:after="60"/>
       </w:pPr>
       <w:r>
         <w:t>1. The Companion-in-Formation runs the full eight steps from memory, normal pace — nothing changes because a teen holds it; that is the point.</w:t>
@@ -314,7 +619,10 @@
     </w:p>
     <w:p>
       <w:pPr>
-        <w:ind w:left="216"/>
+        <w:pBdr>
+          <w:left w:val="single" w:sz="24" w:space="8" w:color="1F4E79"/>
+        </w:pBdr>
+        <w:spacing w:before="0" w:after="60"/>
       </w:pPr>
       <w:r>
         <w:t>2. Sit where the teen can find your eyes; otherwise stay out of the way.</w:t>
@@ -322,7 +630,10 @@
     </w:p>
     <w:p>
       <w:pPr>
-        <w:ind w:left="216"/>
+        <w:pBdr>
+          <w:left w:val="single" w:sz="24" w:space="8" w:color="1F4E79"/>
+        </w:pBdr>
+        <w:spacing w:before="0" w:after="60"/>
       </w:pPr>
       <w:r>
         <w:t>3. Receive every check-in word; the adults read them as closely as ever.</w:t>
@@ -330,54 +641,76 @@
     </w:p>
     <w:p>
       <w:pPr>
-        <w:ind w:left="216"/>
+        <w:pBdr>
+          <w:left w:val="single" w:sz="24" w:space="8" w:color="1F4E79"/>
+        </w:pBdr>
+        <w:spacing w:before="0" w:after="60"/>
       </w:pPr>
       <w:r>
         <w:rPr>
           <w:b/>
           <w:color w:val="595959"/>
         </w:rPr>
-        <w:t>CUES:</w:t>
+        <w:t xml:space="preserve">CUES: </w:t>
       </w:r>
       <w:r>
-        <w:t xml:space="preserve"> Timing Companion starts discreetly at 7:00 and notes the minute the room is truly present — expect it fast; the speed is the year's work showing, and it goes in the log.</w:t>
+        <w:t>Timing Companion starts discreetly at 7:00 and notes the minute the room is truly present — expect it fast; the speed is the year's work showing, and it goes in the log.</w:t>
       </w:r>
     </w:p>
     <w:p>
       <w:pPr>
-        <w:ind w:left="216"/>
+        <w:pBdr>
+          <w:left w:val="single" w:sz="24" w:space="8" w:color="1F4E79"/>
+        </w:pBdr>
+        <w:spacing w:before="0" w:after="60"/>
       </w:pPr>
       <w:r>
         <w:rPr>
           <w:b/>
           <w:color w:val="595959"/>
         </w:rPr>
-        <w:t>GUARD:</w:t>
+        <w:t xml:space="preserve">GUARD: </w:t>
       </w:r>
       <w:r>
-        <w:t xml:space="preserve"> Do not shadow the open or add a welcome on top of the teen's — over-carrying teaches the room it still needs carrying.</w:t>
+        <w:t>Do not shadow the open or add a welcome on top of the teen's — over-carrying teaches the room it still needs carrying.</w:t>
       </w:r>
     </w:p>
     <w:p>
       <w:pPr>
-        <w:ind w:left="216"/>
+        <w:pBdr>
+          <w:left w:val="single" w:sz="24" w:space="8" w:color="1F4E79"/>
+        </w:pBdr>
+        <w:spacing w:before="0" w:after="60"/>
       </w:pPr>
       <w:r>
         <w:rPr>
           <w:b/>
           <w:color w:val="595959"/>
         </w:rPr>
-        <w:t>PAIR LEAD:</w:t>
+        <w:t xml:space="preserve">PAIR LEAD: </w:t>
       </w:r>
       <w:r>
-        <w:t xml:space="preserve"> name the leading pair in the welcome — two leaders hold tonight, and the room will see the evening handed back and forth between them; that is the design. The pair practices the session together beforehand.</w:t>
+        <w:t>name the leading pair in the welcome — two leaders hold tonight, and the room will see the evening handed back and forth between them; that is the design. The pair practices the session together beforehand.</w:t>
       </w:r>
     </w:p>
     <w:p>
       <w:pPr>
         <w:keepNext/>
-        <w:spacing w:before="160" w:after="20"/>
+        <w:pBdr>
+          <w:left w:val="double" w:sz="12" w:space="8" w:color="B45309"/>
+        </w:pBdr>
+        <w:shd w:val="clear" w:color="auto" w:fill="FCE9D6"/>
+        <w:spacing w:before="160" w:after="40"/>
       </w:pPr>
+      <w:r>
+        <w:rPr>
+          <w:rFonts w:ascii="Cambria" w:hAnsi="Cambria"/>
+          <w:b/>
+          <w:color w:val="B45309"/>
+          <w:sz w:val="30"/>
+        </w:rPr>
+        <w:t>259</w:t>
+      </w:r>
       <w:r>
         <w:rPr>
           <w:rFonts w:ascii="Cambria" w:hAnsi="Cambria"/>
@@ -385,13 +718,32 @@
           <w:color w:val="2C5F2D"/>
           <w:sz w:val="24"/>
         </w:rPr>
-        <w:t>Slide 6 — Not Growing Weary — Galatians 6:9 and Philippians 1:6</w:t>
+        <w:t xml:space="preserve">   Not Growing Weary — Galatians 6:9 and Philippians 1:6</w:t>
+      </w:r>
+      <w:r>
+        <w:rPr>
+          <w:b/>
+          <w:color w:val="B45309"/>
+          <w:sz w:val="17"/>
+        </w:rPr>
+        <w:t xml:space="preserve">    CONTENT PRESENTER</w:t>
+      </w:r>
+      <w:r>
+        <w:rPr>
+          <w:b w:val="0"/>
+          <w:color w:val="7F7F7F"/>
+          <w:sz w:val="16"/>
+        </w:rPr>
+        <w:t xml:space="preserve">   · slide 6 of 14</w:t>
       </w:r>
     </w:p>
     <w:p>
       <w:pPr>
         <w:keepNext/>
-        <w:spacing w:after="40"/>
+        <w:pBdr>
+          <w:left w:val="double" w:sz="12" w:space="8" w:color="B45309"/>
+        </w:pBdr>
+        <w:spacing w:before="0" w:after="60"/>
       </w:pPr>
       <w:r>
         <w:rPr>
@@ -399,12 +751,30 @@
           <w:color w:val="6B8E3F"/>
           <w:sz w:val="18"/>
         </w:rPr>
-        <w:t>S18 · 7:25–7:33 · LEAD: CONTENT PRESENTER CIRCLE</w:t>
+        <w:t xml:space="preserve">S18 · 7:25–7:33 · </w:t>
+      </w:r>
+      <w:r>
+        <w:rPr>
+          <w:b/>
+          <w:color w:val="B45309"/>
+          <w:sz w:val="18"/>
+        </w:rPr>
+        <w:t>LEAD: CONTENT PRESENTER CIRCLE</w:t>
+      </w:r>
+      <w:r>
+        <w:rPr>
+          <w:b/>
+          <w:color w:val="6B8E3F"/>
+          <w:sz w:val="18"/>
+        </w:rPr>
       </w:r>
     </w:p>
     <w:p>
       <w:pPr>
-        <w:ind w:left="216"/>
+        <w:pBdr>
+          <w:left w:val="double" w:sz="12" w:space="8" w:color="B45309"/>
+        </w:pBdr>
+        <w:spacing w:before="0" w:after="20"/>
       </w:pPr>
       <w:r>
         <w:rPr>
@@ -416,7 +786,10 @@
     </w:p>
     <w:p>
       <w:pPr>
-        <w:ind w:left="216"/>
+        <w:pBdr>
+          <w:left w:val="double" w:sz="12" w:space="8" w:color="B45309"/>
+        </w:pBdr>
+        <w:spacing w:before="0" w:after="60"/>
       </w:pPr>
       <w:r>
         <w:t>1. Read Galatians 6:9 then Philippians 1:6 aloud from the physical Bible. Brief — the room already owns the first verse.</w:t>
@@ -424,7 +797,10 @@
     </w:p>
     <w:p>
       <w:pPr>
-        <w:ind w:left="216"/>
+        <w:pBdr>
+          <w:left w:val="double" w:sz="12" w:space="8" w:color="B45309"/>
+        </w:pBdr>
+        <w:spacing w:before="0" w:after="60"/>
       </w:pPr>
       <w:r>
         <w:t>2. Teach: at the Rhythm week the verse was a warning; today it is a receipt — the chair they are sitting in is the not-giving-up it asks for.</w:t>
@@ -432,7 +808,10 @@
     </w:p>
     <w:p>
       <w:pPr>
-        <w:ind w:left="216"/>
+        <w:pBdr>
+          <w:left w:val="double" w:sz="12" w:space="8" w:color="B45309"/>
+        </w:pBdr>
+        <w:spacing w:before="0" w:after="60"/>
       </w:pPr>
       <w:r>
         <w:t>3. Phil 1:6 names why it is not white-knuckling: He began the work; He finishes it; the rhythm just keeps us where the engine runs.</w:t>
@@ -440,7 +819,10 @@
     </w:p>
     <w:p>
       <w:pPr>
-        <w:ind w:left="216"/>
+        <w:pBdr>
+          <w:left w:val="double" w:sz="12" w:space="8" w:color="B45309"/>
+        </w:pBdr>
+        <w:spacing w:before="0" w:after="60"/>
       </w:pPr>
       <w:r>
         <w:t>4. Land the observation: last re-entry of the year — look how fast the room came back; the practices belong to them now.</w:t>
@@ -449,8 +831,21 @@
     <w:p>
       <w:pPr>
         <w:keepNext/>
-        <w:spacing w:before="160" w:after="20"/>
+        <w:pBdr>
+          <w:left w:val="double" w:sz="12" w:space="8" w:color="B45309"/>
+        </w:pBdr>
+        <w:shd w:val="clear" w:color="auto" w:fill="FCE9D6"/>
+        <w:spacing w:before="160" w:after="40"/>
       </w:pPr>
+      <w:r>
+        <w:rPr>
+          <w:rFonts w:ascii="Cambria" w:hAnsi="Cambria"/>
+          <w:b/>
+          <w:color w:val="B45309"/>
+          <w:sz w:val="30"/>
+        </w:rPr>
+        <w:t>260</w:t>
+      </w:r>
       <w:r>
         <w:rPr>
           <w:rFonts w:ascii="Cambria" w:hAnsi="Cambria"/>
@@ -458,13 +853,32 @@
           <w:color w:val="2C5F2D"/>
           <w:sz w:val="24"/>
         </w:rPr>
-        <w:t>Slide 7 — “What Held” — the Whole Room</w:t>
+        <w:t xml:space="preserve">   “What Held” — the Whole Room</w:t>
+      </w:r>
+      <w:r>
+        <w:rPr>
+          <w:b/>
+          <w:color w:val="B45309"/>
+          <w:sz w:val="17"/>
+        </w:rPr>
+        <w:t xml:space="preserve">    CONTENT PRESENTER</w:t>
+      </w:r>
+      <w:r>
+        <w:rPr>
+          <w:b w:val="0"/>
+          <w:color w:val="7F7F7F"/>
+          <w:sz w:val="16"/>
+        </w:rPr>
+        <w:t xml:space="preserve">   · slide 7 of 14</w:t>
       </w:r>
     </w:p>
     <w:p>
       <w:pPr>
         <w:keepNext/>
-        <w:spacing w:after="40"/>
+        <w:pBdr>
+          <w:left w:val="double" w:sz="12" w:space="8" w:color="B45309"/>
+        </w:pBdr>
+        <w:spacing w:before="0" w:after="60"/>
       </w:pPr>
       <w:r>
         <w:rPr>
@@ -472,12 +886,30 @@
           <w:color w:val="6B8E3F"/>
           <w:sz w:val="18"/>
         </w:rPr>
-        <w:t>S18 · 7:33–8:01 · LEAD: CONTENT PRESENTER CIRCLE</w:t>
+        <w:t xml:space="preserve">S18 · 7:33–8:01 · </w:t>
+      </w:r>
+      <w:r>
+        <w:rPr>
+          <w:b/>
+          <w:color w:val="B45309"/>
+          <w:sz w:val="18"/>
+        </w:rPr>
+        <w:t>LEAD: CONTENT PRESENTER CIRCLE</w:t>
+      </w:r>
+      <w:r>
+        <w:rPr>
+          <w:b/>
+          <w:color w:val="6B8E3F"/>
+          <w:sz w:val="18"/>
+        </w:rPr>
       </w:r>
     </w:p>
     <w:p>
       <w:pPr>
-        <w:ind w:left="216"/>
+        <w:pBdr>
+          <w:left w:val="double" w:sz="12" w:space="8" w:color="B45309"/>
+        </w:pBdr>
+        <w:spacing w:before="0" w:after="20"/>
       </w:pPr>
       <w:r>
         <w:rPr>
@@ -489,7 +921,10 @@
     </w:p>
     <w:p>
       <w:pPr>
-        <w:ind w:left="216"/>
+        <w:pBdr>
+          <w:left w:val="double" w:sz="12" w:space="8" w:color="B45309"/>
+        </w:pBdr>
+        <w:spacing w:before="0" w:after="60"/>
       </w:pPr>
       <w:r>
         <w:t>1. One sentence each, full circle: what held from your Rhythm Card across the break — or what slipped and got begun again.</w:t>
@@ -497,7 +932,10 @@
     </w:p>
     <w:p>
       <w:pPr>
-        <w:ind w:left="216"/>
+        <w:pBdr>
+          <w:left w:val="double" w:sz="12" w:space="8" w:color="B45309"/>
+        </w:pBdr>
+        <w:spacing w:before="0" w:after="60"/>
       </w:pPr>
       <w:r>
         <w:t>2. Keep it brisk and celebratory — a harvest reading, not an examination; holds and slips are both good news; laughter is allowed and likely.</w:t>
@@ -505,7 +943,10 @@
     </w:p>
     <w:p>
       <w:pPr>
-        <w:ind w:left="216"/>
+        <w:pBdr>
+          <w:left w:val="double" w:sz="12" w:space="8" w:color="B45309"/>
+        </w:pBdr>
+        <w:spacing w:before="0" w:after="60"/>
       </w:pPr>
       <w:r>
         <w:t>3. If a sentence becomes a story, receive warmly and keep the circle turning.</w:t>
@@ -513,7 +954,10 @@
     </w:p>
     <w:p>
       <w:pPr>
-        <w:ind w:left="216"/>
+        <w:pBdr>
+          <w:left w:val="double" w:sz="12" w:space="8" w:color="B45309"/>
+        </w:pBdr>
+        <w:spacing w:before="0" w:after="60"/>
       </w:pPr>
       <w:r>
         <w:t>4. Close: the room just read itself in one pass, nobody coaxed — best finding of the year; and Joshua's question is about to change hands.</w:t>
@@ -521,39 +965,58 @@
     </w:p>
     <w:p>
       <w:pPr>
-        <w:ind w:left="216"/>
+        <w:pBdr>
+          <w:left w:val="double" w:sz="12" w:space="8" w:color="B45309"/>
+        </w:pBdr>
+        <w:spacing w:before="0" w:after="60"/>
       </w:pPr>
       <w:r>
         <w:rPr>
           <w:b/>
           <w:color w:val="595959"/>
         </w:rPr>
-        <w:t>CUES:</w:t>
+        <w:t xml:space="preserve">CUES: </w:t>
       </w:r>
       <w:r>
-        <w:t xml:space="preserve"> The arranged parent (Run Card) gives the first sentence — never a cold call on a teen. A Companion quietly tallies how many reported a daily practice holding — numbers only, no names.</w:t>
+        <w:t>The arranged parent (Run Card) gives the first sentence — never a cold call on a teen. A Companion quietly tallies how many reported a daily practice holding — numbers only, no names.</w:t>
       </w:r>
     </w:p>
     <w:p>
       <w:pPr>
-        <w:ind w:left="216"/>
+        <w:pBdr>
+          <w:left w:val="double" w:sz="12" w:space="8" w:color="B45309"/>
+        </w:pBdr>
+        <w:spacing w:before="0" w:after="60"/>
       </w:pPr>
       <w:r>
         <w:rPr>
           <w:b/>
           <w:color w:val="595959"/>
         </w:rPr>
-        <w:t>GUARD:</w:t>
+        <w:t xml:space="preserve">GUARD: </w:t>
       </w:r>
       <w:r>
-        <w:t xml:space="preserve"> A slip that sounds like a hard break, not a busy one — nearest Companion notes it and follows up at the door; the round does not stop.</w:t>
+        <w:t>A slip that sounds like a hard break, not a busy one — nearest Companion notes it and follows up at the door; the round does not stop.</w:t>
       </w:r>
     </w:p>
     <w:p>
       <w:pPr>
         <w:keepNext/>
-        <w:spacing w:before="160" w:after="20"/>
+        <w:pBdr>
+          <w:left w:val="double" w:sz="12" w:space="8" w:color="B45309"/>
+        </w:pBdr>
+        <w:shd w:val="clear" w:color="auto" w:fill="FCE9D6"/>
+        <w:spacing w:before="160" w:after="40"/>
       </w:pPr>
+      <w:r>
+        <w:rPr>
+          <w:rFonts w:ascii="Cambria" w:hAnsi="Cambria"/>
+          <w:b/>
+          <w:color w:val="B45309"/>
+          <w:sz w:val="30"/>
+        </w:rPr>
+        <w:t>261</w:t>
+      </w:r>
       <w:r>
         <w:rPr>
           <w:rFonts w:ascii="Cambria" w:hAnsi="Cambria"/>
@@ -561,13 +1024,32 @@
           <w:color w:val="2C5F2D"/>
           <w:sz w:val="24"/>
         </w:rPr>
-        <w:t>Slide 8 — The Final Stretch — the Map</w:t>
+        <w:t xml:space="preserve">   The Final Stretch — the Map</w:t>
+      </w:r>
+      <w:r>
+        <w:rPr>
+          <w:b/>
+          <w:color w:val="B45309"/>
+          <w:sz w:val="17"/>
+        </w:rPr>
+        <w:t xml:space="preserve">    CONTENT PRESENTER</w:t>
+      </w:r>
+      <w:r>
+        <w:rPr>
+          <w:b w:val="0"/>
+          <w:color w:val="7F7F7F"/>
+          <w:sz w:val="16"/>
+        </w:rPr>
+        <w:t xml:space="preserve">   · slide 8 of 14</w:t>
       </w:r>
     </w:p>
     <w:p>
       <w:pPr>
         <w:keepNext/>
-        <w:spacing w:after="40"/>
+        <w:pBdr>
+          <w:left w:val="double" w:sz="12" w:space="8" w:color="B45309"/>
+        </w:pBdr>
+        <w:spacing w:before="0" w:after="60"/>
       </w:pPr>
       <w:r>
         <w:rPr>
@@ -575,12 +1057,30 @@
           <w:color w:val="6B8E3F"/>
           <w:sz w:val="18"/>
         </w:rPr>
-        <w:t>S18 · 8:01–8:20 · LEAD: CONTENT PRESENTER CIRCLE</w:t>
+        <w:t xml:space="preserve">S18 · 8:01–8:20 · </w:t>
+      </w:r>
+      <w:r>
+        <w:rPr>
+          <w:b/>
+          <w:color w:val="B45309"/>
+          <w:sz w:val="18"/>
+        </w:rPr>
+        <w:t>LEAD: CONTENT PRESENTER CIRCLE</w:t>
+      </w:r>
+      <w:r>
+        <w:rPr>
+          <w:b/>
+          <w:color w:val="6B8E3F"/>
+          <w:sz w:val="18"/>
+        </w:rPr>
       </w:r>
     </w:p>
     <w:p>
       <w:pPr>
-        <w:ind w:left="216"/>
+        <w:pBdr>
+          <w:left w:val="double" w:sz="12" w:space="8" w:color="B45309"/>
+        </w:pBdr>
+        <w:spacing w:before="0" w:after="20"/>
       </w:pPr>
       <w:r>
         <w:rPr>
@@ -592,7 +1092,10 @@
     </w:p>
     <w:p>
       <w:pPr>
-        <w:ind w:left="216"/>
+        <w:pBdr>
+          <w:left w:val="double" w:sz="12" w:space="8" w:color="B45309"/>
+        </w:pBdr>
+        <w:spacing w:before="0" w:after="60"/>
       </w:pPr>
       <w:r>
         <w:t>1. Write the five lines live on the whiteboard, saying each: Wk 19 the teens teach the two mercy cards in pairs; Wk 20 The Long Walk — the seniors teach the whole room, journals come; Wk 21 Sending and Blessing — whole families, a TWO-HOUR night; Wk 22 the Commissioning of the Companions.</w:t>
@@ -600,7 +1103,10 @@
     </w:p>
     <w:p>
       <w:pPr>
-        <w:ind w:left="216"/>
+        <w:pBdr>
+          <w:left w:val="double" w:sz="12" w:space="8" w:color="B45309"/>
+        </w:pBdr>
+        <w:spacing w:before="0" w:after="60"/>
       </w:pPr>
       <w:r>
         <w:t>2. Land the frame sentence: the year now begins to hand itself over — that was always the plan.</w:t>
@@ -608,7 +1114,10 @@
     </w:p>
     <w:p>
       <w:pPr>
-        <w:ind w:left="216"/>
+        <w:pBdr>
+          <w:left w:val="double" w:sz="12" w:space="8" w:color="B45309"/>
+        </w:pBdr>
+        <w:spacing w:before="0" w:after="60"/>
       </w:pPr>
       <w:r>
         <w:t>3. Three asks: come, bring your journal, bring the whole family to Week 21 — calendar it today, date visible on the board.</w:t>
@@ -616,39 +1125,58 @@
     </w:p>
     <w:p>
       <w:pPr>
-        <w:ind w:left="216"/>
+        <w:pBdr>
+          <w:left w:val="double" w:sz="12" w:space="8" w:color="B45309"/>
+        </w:pBdr>
+        <w:spacing w:before="0" w:after="60"/>
       </w:pPr>
       <w:r>
         <w:rPr>
           <w:b/>
           <w:color w:val="595959"/>
         </w:rPr>
-        <w:t>CUES:</w:t>
+        <w:t xml:space="preserve">CUES: </w:t>
       </w:r>
       <w:r>
-        <w:t xml:space="preserve"> This script carries the school clock for Session 21, but the Week 21 plan runs food 6:00, session 6:30–8:30 — confirm the times in the family email before announcing.</w:t>
+        <w:t>This script carries the school clock for Session 21, but the Week 21 plan runs food 6:00, session 6:30–8:30 — confirm the times in the family email before announcing.</w:t>
       </w:r>
     </w:p>
     <w:p>
       <w:pPr>
-        <w:ind w:left="216"/>
+        <w:pBdr>
+          <w:left w:val="double" w:sz="12" w:space="8" w:color="B45309"/>
+        </w:pBdr>
+        <w:spacing w:before="0" w:after="60"/>
       </w:pPr>
       <w:r>
         <w:rPr>
           <w:b/>
           <w:color w:val="595959"/>
         </w:rPr>
-        <w:t>GUARD:</w:t>
+        <w:t xml:space="preserve">GUARD: </w:t>
       </w:r>
       <w:r>
-        <w:t xml:space="preserve"> Watch the teens both ways — seniors hearing their commissioning named get a word of honor at the door; the teen who feels the ending gets warmth this week, not correction today.</w:t>
+        <w:t>Watch the teens both ways — seniors hearing their commissioning named get a word of honor at the door; the teen who feels the ending gets warmth this week, not correction today.</w:t>
       </w:r>
     </w:p>
     <w:p>
       <w:pPr>
         <w:keepNext/>
-        <w:spacing w:before="160" w:after="20"/>
+        <w:pBdr>
+          <w:left w:val="double" w:sz="12" w:space="8" w:color="B45309"/>
+        </w:pBdr>
+        <w:shd w:val="clear" w:color="auto" w:fill="FCE9D6"/>
+        <w:spacing w:before="160" w:after="40"/>
       </w:pPr>
+      <w:r>
+        <w:rPr>
+          <w:rFonts w:ascii="Cambria" w:hAnsi="Cambria"/>
+          <w:b/>
+          <w:color w:val="B45309"/>
+          <w:sz w:val="30"/>
+        </w:rPr>
+        <w:t>262</w:t>
+      </w:r>
       <w:r>
         <w:rPr>
           <w:rFonts w:ascii="Cambria" w:hAnsi="Cambria"/>
@@ -656,13 +1184,32 @@
           <w:color w:val="2C5F2D"/>
           <w:sz w:val="24"/>
         </w:rPr>
-        <w:t>Slide 9 — Homework — Two Weeks, Four Parts</w:t>
+        <w:t xml:space="preserve">   Homework — Two Weeks, Four Parts</w:t>
+      </w:r>
+      <w:r>
+        <w:rPr>
+          <w:b/>
+          <w:color w:val="B45309"/>
+          <w:sz w:val="17"/>
+        </w:rPr>
+        <w:t xml:space="preserve">    CONTENT PRESENTER</w:t>
+      </w:r>
+      <w:r>
+        <w:rPr>
+          <w:b w:val="0"/>
+          <w:color w:val="7F7F7F"/>
+          <w:sz w:val="16"/>
+        </w:rPr>
+        <w:t xml:space="preserve">   · slide 9 of 14</w:t>
       </w:r>
     </w:p>
     <w:p>
       <w:pPr>
         <w:keepNext/>
-        <w:spacing w:after="40"/>
+        <w:pBdr>
+          <w:left w:val="double" w:sz="12" w:space="8" w:color="B45309"/>
+        </w:pBdr>
+        <w:spacing w:before="0" w:after="60"/>
       </w:pPr>
       <w:r>
         <w:rPr>
@@ -670,12 +1217,30 @@
           <w:color w:val="6B8E3F"/>
           <w:sz w:val="18"/>
         </w:rPr>
-        <w:t>S18 · 8:20–8:24 · LEAD: CONTENT PRESENTER CIRCLE</w:t>
+        <w:t xml:space="preserve">S18 · 8:20–8:24 · </w:t>
+      </w:r>
+      <w:r>
+        <w:rPr>
+          <w:b/>
+          <w:color w:val="B45309"/>
+          <w:sz w:val="18"/>
+        </w:rPr>
+        <w:t>LEAD: CONTENT PRESENTER CIRCLE</w:t>
+      </w:r>
+      <w:r>
+        <w:rPr>
+          <w:b/>
+          <w:color w:val="6B8E3F"/>
+          <w:sz w:val="18"/>
+        </w:rPr>
       </w:r>
     </w:p>
     <w:p>
       <w:pPr>
-        <w:ind w:left="216"/>
+        <w:pBdr>
+          <w:left w:val="double" w:sz="12" w:space="8" w:color="B45309"/>
+        </w:pBdr>
+        <w:spacing w:before="0" w:after="20"/>
       </w:pPr>
       <w:r>
         <w:rPr>
@@ -687,7 +1252,10 @@
     </w:p>
     <w:p>
       <w:pPr>
-        <w:ind w:left="216"/>
+        <w:pBdr>
+          <w:left w:val="double" w:sz="12" w:space="8" w:color="B45309"/>
+        </w:pBdr>
+        <w:spacing w:before="0" w:after="60"/>
       </w:pPr>
       <w:r>
         <w:t>1. Co-Companion (Parent) leads: run the Rhythm Card as built — nothing new; if the break knocked a piece loose, begin again on the next available day.</w:t>
@@ -695,7 +1263,10 @@
     </w:p>
     <w:p>
       <w:pPr>
-        <w:ind w:left="216"/>
+        <w:pBdr>
+          <w:left w:val="double" w:sz="12" w:space="8" w:color="B45309"/>
+        </w:pBdr>
+        <w:spacing w:before="0" w:after="60"/>
       </w:pPr>
       <w:r>
         <w:t>2. Evening-note flavor this week: note where you see God already handing pieces of the year over to you.</w:t>
@@ -703,7 +1274,10 @@
     </w:p>
     <w:p>
       <w:pPr>
-        <w:ind w:left="216"/>
+        <w:pBdr>
+          <w:left w:val="double" w:sz="12" w:space="8" w:color="B45309"/>
+        </w:pBdr>
+        <w:spacing w:before="0" w:after="60"/>
       </w:pPr>
       <w:r>
         <w:t>3. The Four Questions word to parents — one paragraph, spoken to the middle distance, moved past without pausing for reaction: willing-only, not-yet counts, nobody checks.</w:t>
@@ -711,24 +1285,40 @@
     </w:p>
     <w:p>
       <w:pPr>
-        <w:ind w:left="216"/>
+        <w:pBdr>
+          <w:left w:val="double" w:sz="12" w:space="8" w:color="B45309"/>
+        </w:pBdr>
+        <w:spacing w:before="0" w:after="60"/>
       </w:pPr>
       <w:r>
         <w:rPr>
           <w:b/>
           <w:color w:val="595959"/>
         </w:rPr>
-        <w:t>GUARD:</w:t>
+        <w:t xml:space="preserve">GUARD: </w:t>
       </w:r>
       <w:r>
-        <w:t xml:space="preserve"> It is a door left ajar, not a knock. If any parent looks cornered, repeat the guards 1:1 before they leave; whatever they say afterward, receive, encourage, audit nothing.</w:t>
+        <w:t>It is a door left ajar, not a knock. If any parent looks cornered, repeat the guards 1:1 before they leave; whatever they say afterward, receive, encourage, audit nothing.</w:t>
       </w:r>
     </w:p>
     <w:p>
       <w:pPr>
         <w:keepNext/>
-        <w:spacing w:before="160" w:after="20"/>
+        <w:pBdr>
+          <w:left w:val="double" w:sz="12" w:space="8" w:color="B45309"/>
+        </w:pBdr>
+        <w:shd w:val="clear" w:color="auto" w:fill="FCE9D6"/>
+        <w:spacing w:before="160" w:after="40"/>
       </w:pPr>
+      <w:r>
+        <w:rPr>
+          <w:rFonts w:ascii="Cambria" w:hAnsi="Cambria"/>
+          <w:b/>
+          <w:color w:val="B45309"/>
+          <w:sz w:val="30"/>
+        </w:rPr>
+        <w:t>263</w:t>
+      </w:r>
       <w:r>
         <w:rPr>
           <w:rFonts w:ascii="Cambria" w:hAnsi="Cambria"/>
@@ -736,13 +1326,32 @@
           <w:color w:val="2C5F2D"/>
           <w:sz w:val="24"/>
         </w:rPr>
-        <w:t>Slide 10 — The Take-Home Sheet — the Daily Rhythm</w:t>
+        <w:t xml:space="preserve">   The Take-Home Sheet — the Daily Rhythm</w:t>
+      </w:r>
+      <w:r>
+        <w:rPr>
+          <w:b/>
+          <w:color w:val="B45309"/>
+          <w:sz w:val="17"/>
+        </w:rPr>
+        <w:t xml:space="preserve">    CONTENT PRESENTER</w:t>
+      </w:r>
+      <w:r>
+        <w:rPr>
+          <w:b w:val="0"/>
+          <w:color w:val="7F7F7F"/>
+          <w:sz w:val="16"/>
+        </w:rPr>
+        <w:t xml:space="preserve">   · slide 10 of 14</w:t>
       </w:r>
     </w:p>
     <w:p>
       <w:pPr>
         <w:keepNext/>
-        <w:spacing w:after="40"/>
+        <w:pBdr>
+          <w:left w:val="double" w:sz="12" w:space="8" w:color="B45309"/>
+        </w:pBdr>
+        <w:spacing w:before="0" w:after="60"/>
       </w:pPr>
       <w:r>
         <w:rPr>
@@ -750,12 +1359,30 @@
           <w:color w:val="6B8E3F"/>
           <w:sz w:val="18"/>
         </w:rPr>
-        <w:t>S18 · COMMISSIONING · LEAD: CONTENT PRESENTER</w:t>
+        <w:t xml:space="preserve">S18 · COMMISSIONING · </w:t>
+      </w:r>
+      <w:r>
+        <w:rPr>
+          <w:b/>
+          <w:color w:val="B45309"/>
+          <w:sz w:val="18"/>
+        </w:rPr>
+        <w:t>LEAD: CONTENT PRESENTER</w:t>
+      </w:r>
+      <w:r>
+        <w:rPr>
+          <w:b/>
+          <w:color w:val="6B8E3F"/>
+          <w:sz w:val="18"/>
+        </w:rPr>
       </w:r>
     </w:p>
     <w:p>
       <w:pPr>
-        <w:ind w:left="216"/>
+        <w:pBdr>
+          <w:left w:val="double" w:sz="12" w:space="8" w:color="B45309"/>
+        </w:pBdr>
+        <w:spacing w:before="0" w:after="20"/>
       </w:pPr>
       <w:r>
         <w:rPr>
@@ -767,7 +1394,10 @@
     </w:p>
     <w:p>
       <w:pPr>
-        <w:ind w:left="216"/>
+        <w:pBdr>
+          <w:left w:val="double" w:sz="12" w:space="8" w:color="B45309"/>
+        </w:pBdr>
+        <w:spacing w:before="0" w:after="60"/>
       </w:pPr>
       <w:r>
         <w:t>1. The sheet on the screen is the sheet in their hands — walk it, don't read it.</w:t>
@@ -775,7 +1405,10 @@
     </w:p>
     <w:p>
       <w:pPr>
-        <w:ind w:left="216"/>
+        <w:pBdr>
+          <w:left w:val="double" w:sz="12" w:space="8" w:color="B45309"/>
+        </w:pBdr>
+        <w:spacing w:before="0" w:after="60"/>
       </w:pPr>
       <w:r>
         <w:t>2. The standing rhythm first: the morning question, the evening journal line — one box per day on the week-grids.</w:t>
@@ -783,7 +1416,10 @@
     </w:p>
     <w:p>
       <w:pPr>
-        <w:ind w:left="216"/>
+        <w:pBdr>
+          <w:left w:val="double" w:sz="12" w:space="8" w:color="B45309"/>
+        </w:pBdr>
+        <w:spacing w:before="0" w:after="60"/>
       </w:pPr>
       <w:r>
         <w:t>3. A missed box is never a failure — it is an invitation to return.</w:t>
@@ -791,24 +1427,40 @@
     </w:p>
     <w:p>
       <w:pPr>
-        <w:ind w:left="216"/>
+        <w:pBdr>
+          <w:left w:val="double" w:sz="12" w:space="8" w:color="B45309"/>
+        </w:pBdr>
+        <w:spacing w:before="0" w:after="60"/>
       </w:pPr>
       <w:r>
         <w:rPr>
           <w:b/>
           <w:color w:val="595959"/>
         </w:rPr>
-        <w:t>CUES:</w:t>
+        <w:t xml:space="preserve">CUES: </w:t>
       </w:r>
       <w:r>
-        <w:t xml:space="preserve"> The four parts are the next slide.</w:t>
+        <w:t>The four parts are the next slide.</w:t>
       </w:r>
     </w:p>
     <w:p>
       <w:pPr>
         <w:keepNext/>
-        <w:spacing w:before="160" w:after="20"/>
+        <w:pBdr>
+          <w:left w:val="double" w:sz="12" w:space="8" w:color="B45309"/>
+        </w:pBdr>
+        <w:shd w:val="clear" w:color="auto" w:fill="FCE9D6"/>
+        <w:spacing w:before="160" w:after="40"/>
       </w:pPr>
+      <w:r>
+        <w:rPr>
+          <w:rFonts w:ascii="Cambria" w:hAnsi="Cambria"/>
+          <w:b/>
+          <w:color w:val="B45309"/>
+          <w:sz w:val="30"/>
+        </w:rPr>
+        <w:t>264</w:t>
+      </w:r>
       <w:r>
         <w:rPr>
           <w:rFonts w:ascii="Cambria" w:hAnsi="Cambria"/>
@@ -816,13 +1468,32 @@
           <w:color w:val="2C5F2D"/>
           <w:sz w:val="24"/>
         </w:rPr>
-        <w:t>Slide 11 — The Take-Home Sheet — the Four Parts</w:t>
+        <w:t xml:space="preserve">   The Take-Home Sheet — the Four Parts</w:t>
+      </w:r>
+      <w:r>
+        <w:rPr>
+          <w:b/>
+          <w:color w:val="B45309"/>
+          <w:sz w:val="17"/>
+        </w:rPr>
+        <w:t xml:space="preserve">    CONTENT PRESENTER</w:t>
+      </w:r>
+      <w:r>
+        <w:rPr>
+          <w:b w:val="0"/>
+          <w:color w:val="7F7F7F"/>
+          <w:sz w:val="16"/>
+        </w:rPr>
+        <w:t xml:space="preserve">   · slide 11 of 14</w:t>
       </w:r>
     </w:p>
     <w:p>
       <w:pPr>
         <w:keepNext/>
-        <w:spacing w:after="40"/>
+        <w:pBdr>
+          <w:left w:val="double" w:sz="12" w:space="8" w:color="B45309"/>
+        </w:pBdr>
+        <w:spacing w:before="0" w:after="60"/>
       </w:pPr>
       <w:r>
         <w:rPr>
@@ -830,12 +1501,30 @@
           <w:color w:val="6B8E3F"/>
           <w:sz w:val="18"/>
         </w:rPr>
-        <w:t>S18 · COMMISSIONING · LEAD: CONTENT PRESENTER</w:t>
+        <w:t xml:space="preserve">S18 · COMMISSIONING · </w:t>
+      </w:r>
+      <w:r>
+        <w:rPr>
+          <w:b/>
+          <w:color w:val="B45309"/>
+          <w:sz w:val="18"/>
+        </w:rPr>
+        <w:t>LEAD: CONTENT PRESENTER</w:t>
+      </w:r>
+      <w:r>
+        <w:rPr>
+          <w:b/>
+          <w:color w:val="6B8E3F"/>
+          <w:sz w:val="18"/>
+        </w:rPr>
       </w:r>
     </w:p>
     <w:p>
       <w:pPr>
-        <w:ind w:left="216"/>
+        <w:pBdr>
+          <w:left w:val="double" w:sz="12" w:space="8" w:color="B45309"/>
+        </w:pBdr>
+        <w:spacing w:before="0" w:after="20"/>
       </w:pPr>
       <w:r>
         <w:rPr>
@@ -847,7 +1536,10 @@
     </w:p>
     <w:p>
       <w:pPr>
-        <w:ind w:left="216"/>
+        <w:pBdr>
+          <w:left w:val="double" w:sz="12" w:space="8" w:color="B45309"/>
+        </w:pBdr>
+        <w:spacing w:before="0" w:after="60"/>
       </w:pPr>
       <w:r>
         <w:t>1. The four parts, in order: the homework practice, week one; the end-of-week-one check-in; the homework practice, week two; one sentence of preparation.</w:t>
@@ -855,7 +1547,10 @@
     </w:p>
     <w:p>
       <w:pPr>
-        <w:ind w:left="216"/>
+        <w:pBdr>
+          <w:left w:val="double" w:sz="12" w:space="8" w:color="B45309"/>
+        </w:pBdr>
+        <w:spacing w:before="0" w:after="60"/>
       </w:pPr>
       <w:r>
         <w:t>2. Check-in partners are named aloud before leaving this slide — the sheet has the line to write the name.</w:t>
@@ -863,24 +1558,40 @@
     </w:p>
     <w:p>
       <w:pPr>
-        <w:ind w:left="216"/>
+        <w:pBdr>
+          <w:left w:val="double" w:sz="12" w:space="8" w:color="B45309"/>
+        </w:pBdr>
+        <w:spacing w:before="0" w:after="60"/>
       </w:pPr>
       <w:r>
         <w:rPr>
           <w:b/>
           <w:color w:val="595959"/>
         </w:rPr>
-        <w:t>GUARD:</w:t>
+        <w:t xml:space="preserve">GUARD: </w:t>
       </w:r>
       <w:r>
-        <w:t xml:space="preserve"> The sheet-walk, not a re-teach.</w:t>
+        <w:t>The sheet-walk, not a re-teach.</w:t>
       </w:r>
     </w:p>
     <w:p>
       <w:pPr>
         <w:keepNext/>
-        <w:spacing w:before="160" w:after="20"/>
+        <w:pBdr>
+          <w:left w:val="single" w:sz="24" w:space="8" w:color="1F4E79"/>
+        </w:pBdr>
+        <w:shd w:val="clear" w:color="auto" w:fill="DEEAF6"/>
+        <w:spacing w:before="160" w:after="40"/>
       </w:pPr>
+      <w:r>
+        <w:rPr>
+          <w:rFonts w:ascii="Cambria" w:hAnsi="Cambria"/>
+          <w:b/>
+          <w:color w:val="1F4E79"/>
+          <w:sz w:val="30"/>
+        </w:rPr>
+        <w:t>265</w:t>
+      </w:r>
       <w:r>
         <w:rPr>
           <w:rFonts w:ascii="Cambria" w:hAnsi="Cambria"/>
@@ -888,13 +1599,32 @@
           <w:color w:val="2C5F2D"/>
           <w:sz w:val="24"/>
         </w:rPr>
-        <w:t>Slide 12 — Closing the Container + Aaronic Blessing</w:t>
+        <w:t xml:space="preserve">   Closing the Container + Aaronic Blessing</w:t>
+      </w:r>
+      <w:r>
+        <w:rPr>
+          <w:b/>
+          <w:color w:val="1F4E79"/>
+          <w:sz w:val="17"/>
+        </w:rPr>
+        <w:t xml:space="preserve">    CONTAINER HOLDER</w:t>
+      </w:r>
+      <w:r>
+        <w:rPr>
+          <w:b w:val="0"/>
+          <w:color w:val="7F7F7F"/>
+          <w:sz w:val="16"/>
+        </w:rPr>
+        <w:t xml:space="preserve">   · slide 12 of 14</w:t>
       </w:r>
     </w:p>
     <w:p>
       <w:pPr>
         <w:keepNext/>
-        <w:spacing w:after="40"/>
+        <w:pBdr>
+          <w:left w:val="single" w:sz="24" w:space="8" w:color="1F4E79"/>
+        </w:pBdr>
+        <w:spacing w:before="0" w:after="60"/>
       </w:pPr>
       <w:r>
         <w:rPr>
@@ -902,12 +1632,30 @@
           <w:color w:val="6B8E3F"/>
           <w:sz w:val="18"/>
         </w:rPr>
-        <w:t>S18 · 8:28–8:30 · LEAD: CONTAINER HOLDER CIRCLE</w:t>
+        <w:t xml:space="preserve">S18 · 8:28–8:30 · </w:t>
+      </w:r>
+      <w:r>
+        <w:rPr>
+          <w:b/>
+          <w:color w:val="1F4E79"/>
+          <w:sz w:val="18"/>
+        </w:rPr>
+        <w:t>LEAD: CONTAINER HOLDER CIRCLE</w:t>
+      </w:r>
+      <w:r>
+        <w:rPr>
+          <w:b/>
+          <w:color w:val="6B8E3F"/>
+          <w:sz w:val="18"/>
+        </w:rPr>
       </w:r>
     </w:p>
     <w:p>
       <w:pPr>
-        <w:ind w:left="216"/>
+        <w:pBdr>
+          <w:left w:val="single" w:sz="24" w:space="8" w:color="1F4E79"/>
+        </w:pBdr>
+        <w:spacing w:before="0" w:after="20"/>
       </w:pPr>
       <w:r>
         <w:rPr>
@@ -919,7 +1667,10 @@
     </w:p>
     <w:p>
       <w:pPr>
-        <w:ind w:left="216"/>
+        <w:pBdr>
+          <w:left w:val="single" w:sz="24" w:space="8" w:color="1F4E79"/>
+        </w:pBdr>
+        <w:spacing w:before="0" w:after="60"/>
       </w:pPr>
       <w:r>
         <w:t>1. The Companion-in-Formation runs closing steps 1–5: stand; one-word landing (compare to the opening word — the contrast is data); the one thing; the one practice (the card, as built); the blessings.</w:t>
@@ -927,7 +1678,10 @@
     </w:p>
     <w:p>
       <w:pPr>
-        <w:ind w:left="216"/>
+        <w:pBdr>
+          <w:left w:val="single" w:sz="24" w:space="8" w:color="1F4E79"/>
+        </w:pBdr>
+        <w:spacing w:before="0" w:after="60"/>
       </w:pPr>
       <w:r>
         <w:t>2. Expect the blessings step to lean toward the seniors today — let it.</w:t>
@@ -935,7 +1689,10 @@
     </w:p>
     <w:p>
       <w:pPr>
-        <w:ind w:left="216"/>
+        <w:pBdr>
+          <w:left w:val="single" w:sz="24" w:space="8" w:color="1F4E79"/>
+        </w:pBdr>
+        <w:spacing w:before="0" w:after="60"/>
       </w:pPr>
       <w:r>
         <w:t>3. Hold the Aaronic blessing — today it comes AFTER the feedback round, on the final slide.</w:t>
@@ -943,24 +1700,40 @@
     </w:p>
     <w:p>
       <w:pPr>
-        <w:ind w:left="216"/>
+        <w:pBdr>
+          <w:left w:val="single" w:sz="24" w:space="8" w:color="1F4E79"/>
+        </w:pBdr>
+        <w:spacing w:before="0" w:after="60"/>
       </w:pPr>
       <w:r>
         <w:rPr>
           <w:b/>
           <w:color w:val="595959"/>
         </w:rPr>
-        <w:t>CUES:</w:t>
+        <w:t xml:space="preserve">CUES: </w:t>
       </w:r>
       <w:r>
-        <w:t xml:space="preserve"> Blessing form = one short, specific, witnessed sentence of what someone saw the Father doing in another person today — not a speech.</w:t>
+        <w:t>Blessing form = one short, specific, witnessed sentence of what someone saw the Father doing in another person today — not a speech.</w:t>
       </w:r>
     </w:p>
     <w:p>
       <w:pPr>
         <w:keepNext/>
-        <w:spacing w:before="160" w:after="20"/>
+        <w:pBdr>
+          <w:left w:val="thickThinSmallGap" w:sz="24" w:space="8" w:color="6B3FA0"/>
+        </w:pBdr>
+        <w:shd w:val="clear" w:color="auto" w:fill="ECE3F5"/>
+        <w:spacing w:before="160" w:after="40"/>
       </w:pPr>
+      <w:r>
+        <w:rPr>
+          <w:rFonts w:ascii="Cambria" w:hAnsi="Cambria"/>
+          <w:b/>
+          <w:color w:val="6B3FA0"/>
+          <w:sz w:val="30"/>
+        </w:rPr>
+        <w:t>266</w:t>
+      </w:r>
       <w:r>
         <w:rPr>
           <w:rFonts w:ascii="Cambria" w:hAnsi="Cambria"/>
@@ -968,13 +1741,32 @@
           <w:color w:val="2C5F2D"/>
           <w:sz w:val="24"/>
         </w:rPr>
-        <w:t>Slide 13 — The Leader Feedback Round</w:t>
+        <w:t xml:space="preserve">   The Leader Feedback Round</w:t>
+      </w:r>
+      <w:r>
+        <w:rPr>
+          <w:b/>
+          <w:color w:val="6B3FA0"/>
+          <w:sz w:val="17"/>
+        </w:rPr>
+        <w:t xml:space="preserve">    BOTH LEADERS</w:t>
+      </w:r>
+      <w:r>
+        <w:rPr>
+          <w:b w:val="0"/>
+          <w:color w:val="7F7F7F"/>
+          <w:sz w:val="16"/>
+        </w:rPr>
+        <w:t xml:space="preserve">   · slide 13 of 14</w:t>
       </w:r>
     </w:p>
     <w:p>
       <w:pPr>
         <w:keepNext/>
-        <w:spacing w:after="40"/>
+        <w:pBdr>
+          <w:left w:val="thickThinSmallGap" w:sz="24" w:space="8" w:color="6B3FA0"/>
+        </w:pBdr>
+        <w:spacing w:before="0" w:after="60"/>
       </w:pPr>
       <w:r>
         <w:rPr>
@@ -982,12 +1774,30 @@
           <w:color w:val="6B8E3F"/>
           <w:sz w:val="18"/>
         </w:rPr>
-        <w:t>S18 · 8:24–8:28 · LEAD: BOTH LEADERS CIRCLE</w:t>
+        <w:t xml:space="preserve">S18 · 8:24–8:28 · </w:t>
+      </w:r>
+      <w:r>
+        <w:rPr>
+          <w:b/>
+          <w:color w:val="6B3FA0"/>
+          <w:sz w:val="18"/>
+        </w:rPr>
+        <w:t>LEAD: BOTH LEADERS CIRCLE</w:t>
+      </w:r>
+      <w:r>
+        <w:rPr>
+          <w:b/>
+          <w:color w:val="6B8E3F"/>
+          <w:sz w:val="18"/>
+        </w:rPr>
       </w:r>
     </w:p>
     <w:p>
       <w:pPr>
-        <w:ind w:left="216"/>
+        <w:pBdr>
+          <w:left w:val="thickThinSmallGap" w:sz="24" w:space="8" w:color="6B3FA0"/>
+        </w:pBdr>
+        <w:spacing w:before="0" w:after="20"/>
       </w:pPr>
       <w:r>
         <w:rPr>
@@ -999,7 +1809,10 @@
     </w:p>
     <w:p>
       <w:pPr>
-        <w:ind w:left="216"/>
+        <w:pBdr>
+          <w:left w:val="thickThinSmallGap" w:sz="24" w:space="8" w:color="6B3FA0"/>
+        </w:pBdr>
+        <w:spacing w:before="0" w:after="60"/>
       </w:pPr>
       <w:r>
         <w:t>1. The teen who led answers first: what went well, what I'd do differently, what I'd tell someone teaching today's process.</w:t>
@@ -1007,7 +1820,10 @@
     </w:p>
     <w:p>
       <w:pPr>
-        <w:ind w:left="216"/>
+        <w:pBdr>
+          <w:left w:val="thickThinSmallGap" w:sz="24" w:space="8" w:color="6B3FA0"/>
+        </w:pBdr>
+        <w:spacing w:before="0" w:after="60"/>
       </w:pPr>
       <w:r>
         <w:t>2. The Lead Companion answers the first two, briefly, for the blocks they carried.</w:t>
@@ -1015,7 +1831,10 @@
     </w:p>
     <w:p>
       <w:pPr>
-        <w:ind w:left="216"/>
+        <w:pBdr>
+          <w:left w:val="thickThinSmallGap" w:sz="24" w:space="8" w:color="6B3FA0"/>
+        </w:pBdr>
+        <w:spacing w:before="0" w:after="60"/>
       </w:pPr>
       <w:r>
         <w:t>3. Then the room — same two questions; two or three voices each; leaders receive without defending — 'thank you' is the whole response.</w:t>
@@ -1023,24 +1842,40 @@
     </w:p>
     <w:p>
       <w:pPr>
-        <w:ind w:left="216"/>
+        <w:pBdr>
+          <w:left w:val="thickThinSmallGap" w:sz="24" w:space="8" w:color="6B3FA0"/>
+        </w:pBdr>
+        <w:spacing w:before="0" w:after="60"/>
       </w:pPr>
       <w:r>
         <w:rPr>
           <w:b/>
           <w:color w:val="595959"/>
         </w:rPr>
-        <w:t>CUES:</w:t>
+        <w:t xml:space="preserve">CUES: </w:t>
       </w:r>
       <w:r>
-        <w:t xml:space="preserve"> The round may be dropped if the room's energy needs something else; dropping it twice running goes to the team debrief.</w:t>
+        <w:t>The round may be dropped if the room's energy needs something else; dropping it twice running goes to the team debrief.</w:t>
       </w:r>
     </w:p>
     <w:p>
       <w:pPr>
         <w:keepNext/>
-        <w:spacing w:before="160" w:after="20"/>
+        <w:pBdr>
+          <w:left w:val="single" w:sz="24" w:space="8" w:color="1F4E79"/>
+        </w:pBdr>
+        <w:shd w:val="clear" w:color="auto" w:fill="DEEAF6"/>
+        <w:spacing w:before="160" w:after="40"/>
       </w:pPr>
+      <w:r>
+        <w:rPr>
+          <w:rFonts w:ascii="Cambria" w:hAnsi="Cambria"/>
+          <w:b/>
+          <w:color w:val="1F4E79"/>
+          <w:sz w:val="30"/>
+        </w:rPr>
+        <w:t>267</w:t>
+      </w:r>
       <w:r>
         <w:rPr>
           <w:rFonts w:ascii="Cambria" w:hAnsi="Cambria"/>
@@ -1048,13 +1883,32 @@
           <w:color w:val="2C5F2D"/>
           <w:sz w:val="24"/>
         </w:rPr>
-        <w:t>Slide 14 — Aaronic Blessing and Sending</w:t>
+        <w:t xml:space="preserve">   Aaronic Blessing and Sending</w:t>
+      </w:r>
+      <w:r>
+        <w:rPr>
+          <w:b/>
+          <w:color w:val="1F4E79"/>
+          <w:sz w:val="17"/>
+        </w:rPr>
+        <w:t xml:space="preserve">    CONTAINER HOLDER</w:t>
+      </w:r>
+      <w:r>
+        <w:rPr>
+          <w:b w:val="0"/>
+          <w:color w:val="7F7F7F"/>
+          <w:sz w:val="16"/>
+        </w:rPr>
+        <w:t xml:space="preserve">   · slide 14 of 14</w:t>
       </w:r>
     </w:p>
     <w:p>
       <w:pPr>
         <w:keepNext/>
-        <w:spacing w:after="40"/>
+        <w:pBdr>
+          <w:left w:val="single" w:sz="24" w:space="8" w:color="1F4E79"/>
+        </w:pBdr>
+        <w:spacing w:before="0" w:after="60"/>
       </w:pPr>
       <w:r>
         <w:rPr>
@@ -1062,12 +1916,30 @@
           <w:color w:val="6B8E3F"/>
           <w:sz w:val="18"/>
         </w:rPr>
-        <w:t>S18 · 8:28–8:30 · LEAD: CONTAINER HOLDER CIRCLE</w:t>
+        <w:t xml:space="preserve">S18 · 8:28–8:30 · </w:t>
+      </w:r>
+      <w:r>
+        <w:rPr>
+          <w:b/>
+          <w:color w:val="1F4E79"/>
+          <w:sz w:val="18"/>
+        </w:rPr>
+        <w:t>LEAD: CONTAINER HOLDER CIRCLE</w:t>
+      </w:r>
+      <w:r>
+        <w:rPr>
+          <w:b/>
+          <w:color w:val="6B8E3F"/>
+          <w:sz w:val="18"/>
+        </w:rPr>
       </w:r>
     </w:p>
     <w:p>
       <w:pPr>
-        <w:ind w:left="216"/>
+        <w:pBdr>
+          <w:left w:val="single" w:sz="24" w:space="8" w:color="1F4E79"/>
+        </w:pBdr>
+        <w:spacing w:before="0" w:after="20"/>
       </w:pPr>
       <w:r>
         <w:rPr>
@@ -1079,7 +1951,10 @@
     </w:p>
     <w:p>
       <w:pPr>
-        <w:ind w:left="216"/>
+        <w:pBdr>
+          <w:left w:val="single" w:sz="24" w:space="8" w:color="1F4E79"/>
+        </w:pBdr>
+        <w:spacing w:before="0" w:after="60"/>
       </w:pPr>
       <w:r>
         <w:t>1. One sentence for the road: you came back like people who know the way — five weeks to the sending; the season is His, and it is nearly harvest.</w:t>
@@ -1087,7 +1962,10 @@
     </w:p>
     <w:p>
       <w:pPr>
-        <w:ind w:left="216"/>
+        <w:pBdr>
+          <w:left w:val="single" w:sz="24" w:space="8" w:color="1F4E79"/>
+        </w:pBdr>
+        <w:spacing w:before="0" w:after="60"/>
       </w:pPr>
       <w:r>
         <w:t>2. Speak the Aaronic blessing (Numbers 6:24–26), hands up if you want.</w:t>
@@ -1095,7 +1973,10 @@
     </w:p>
     <w:p>
       <w:pPr>
-        <w:ind w:left="216"/>
+        <w:pBdr>
+          <w:left w:val="single" w:sz="24" w:space="8" w:color="1F4E79"/>
+        </w:pBdr>
+        <w:spacing w:before="0" w:after="60"/>
       </w:pPr>
       <w:r>
         <w:t>3. Send them glad: see you evenings — Week 19, the teens have the cards.</w:t>
@@ -1103,7 +1984,7 @@
     </w:p>
     <w:p>
       <w:pPr>
-        <w:spacing w:before="200"/>
+        <w:spacing w:before="200" w:after="0"/>
         <w:jc w:val="center"/>
       </w:pPr>
       <w:r>

--- a/_implementation-notes/evening-series/FotH Evening Session 18 Leader Notes DRAFT v1.docx
+++ b/_implementation-notes/evening-series/FotH Evening Session 18 Leader Notes DRAFT v1.docx
@@ -26,6 +26,26 @@
           <w:sz w:val="18"/>
         </w:rPr>
         <w:t>FotH Evening · the speaker notes, in hand — so the leading pair reads the room, not the screen. The big number on each block is the number in the corner of the screen; the colour is whose block it is. Built from the deck's own notes, so the two always agree.</w:t>
+      </w:r>
+    </w:p>
+    <w:p>
+      <w:pPr>
+        <w:spacing w:before="0" w:after="80"/>
+      </w:pPr>
+      <w:r>
+        <w:rPr>
+          <w:b/>
+          <w:color w:val="2C5F2D"/>
+          <w:sz w:val="18"/>
+        </w:rPr>
+        <w:t xml:space="preserve">Reading the numbers. </w:t>
+      </w:r>
+      <w:r>
+        <w:rPr>
+          <w:color w:val="595959"/>
+          <w:sz w:val="18"/>
+        </w:rPr>
+        <w:t>Match the big number on each block to the number in the bottom-right corner of the screen. This session is 255–267 in the series' one continuous numbering. The first slide, the series title, is “Title” here.</w:t>
       </w:r>
     </w:p>
     <w:p>

--- a/_implementation-notes/evening-series/FotH Evening Session 18 Leader Notes DRAFT v1.docx
+++ b/_implementation-notes/evening-series/FotH Evening Session 18 Leader Notes DRAFT v1.docx
@@ -1738,6 +1738,24 @@
     </w:p>
     <w:p>
       <w:pPr>
+        <w:pBdr>
+          <w:left w:val="single" w:sz="24" w:space="8" w:color="1F4E79"/>
+        </w:pBdr>
+        <w:spacing w:before="0" w:after="60"/>
+      </w:pPr>
+      <w:r>
+        <w:rPr>
+          <w:b/>
+          <w:color w:val="595959"/>
+        </w:rPr>
+        <w:t xml:space="preserve">BLESSINGS: </w:t>
+      </w:r>
+      <w:r>
+        <w:t>eyes on the person, not the screen — nothing to read; say what is on your heart for them, specific and short.</w:t>
+      </w:r>
+    </w:p>
+    <w:p>
+      <w:pPr>
         <w:keepNext/>
         <w:pBdr>
           <w:left w:val="thickThinSmallGap" w:sz="24" w:space="8" w:color="6B3FA0"/>

--- a/_implementation-notes/evening-series/FotH Evening Session 18 Leader Notes DRAFT v1.docx
+++ b/_implementation-notes/evening-series/FotH Evening Session 18 Leader Notes DRAFT v1.docx
@@ -45,7 +45,7 @@
           <w:color w:val="595959"/>
           <w:sz w:val="18"/>
         </w:rPr>
-        <w:t>Match the big number on each block to the number in the bottom-right corner of the screen. This session is 255–267 in the series' one continuous numbering. The first slide, the series title, is “Title” here.</w:t>
+        <w:t>Match the big number on each block to the number in the bottom-right corner of the screen. This session is 256–268 in the series' one continuous numbering. The first slide, the series title, is “Title” here.</w:t>
       </w:r>
     </w:p>
     <w:p>
@@ -194,7 +194,7 @@
           <w:color w:val="8C8C8C"/>
           <w:sz w:val="30"/>
         </w:rPr>
-        <w:t>255</w:t>
+        <w:t>256</w:t>
       </w:r>
       <w:r>
         <w:rPr>
@@ -266,7 +266,7 @@
           <w:color w:val="1F4E79"/>
           <w:sz w:val="30"/>
         </w:rPr>
-        <w:t>256</w:t>
+        <w:t>257</w:t>
       </w:r>
       <w:r>
         <w:rPr>
@@ -409,7 +409,7 @@
           <w:color w:val="6B3FA0"/>
           <w:sz w:val="30"/>
         </w:rPr>
-        <w:t>257</w:t>
+        <w:t>258</w:t>
       </w:r>
       <w:r>
         <w:rPr>
@@ -551,7 +551,7 @@
           <w:color w:val="1F4E79"/>
           <w:sz w:val="30"/>
         </w:rPr>
-        <w:t>258</w:t>
+        <w:t>259</w:t>
       </w:r>
       <w:r>
         <w:rPr>
@@ -729,7 +729,7 @@
           <w:color w:val="B45309"/>
           <w:sz w:val="30"/>
         </w:rPr>
-        <w:t>259</w:t>
+        <w:t>260</w:t>
       </w:r>
       <w:r>
         <w:rPr>
@@ -864,7 +864,7 @@
           <w:color w:val="B45309"/>
           <w:sz w:val="30"/>
         </w:rPr>
-        <w:t>260</w:t>
+        <w:t>261</w:t>
       </w:r>
       <w:r>
         <w:rPr>
@@ -1035,7 +1035,7 @@
           <w:color w:val="B45309"/>
           <w:sz w:val="30"/>
         </w:rPr>
-        <w:t>261</w:t>
+        <w:t>262</w:t>
       </w:r>
       <w:r>
         <w:rPr>
@@ -1195,7 +1195,7 @@
           <w:color w:val="B45309"/>
           <w:sz w:val="30"/>
         </w:rPr>
-        <w:t>262</w:t>
+        <w:t>263</w:t>
       </w:r>
       <w:r>
         <w:rPr>
@@ -1337,7 +1337,7 @@
           <w:color w:val="B45309"/>
           <w:sz w:val="30"/>
         </w:rPr>
-        <w:t>263</w:t>
+        <w:t>264</w:t>
       </w:r>
       <w:r>
         <w:rPr>
@@ -1479,7 +1479,7 @@
           <w:color w:val="B45309"/>
           <w:sz w:val="30"/>
         </w:rPr>
-        <w:t>264</w:t>
+        <w:t>265</w:t>
       </w:r>
       <w:r>
         <w:rPr>
@@ -1610,7 +1610,7 @@
           <w:color w:val="1F4E79"/>
           <w:sz w:val="30"/>
         </w:rPr>
-        <w:t>265</w:t>
+        <w:t>266</w:t>
       </w:r>
       <w:r>
         <w:rPr>
@@ -1770,7 +1770,7 @@
           <w:color w:val="6B3FA0"/>
           <w:sz w:val="30"/>
         </w:rPr>
-        <w:t>266</w:t>
+        <w:t>267</w:t>
       </w:r>
       <w:r>
         <w:rPr>
@@ -1912,7 +1912,7 @@
           <w:color w:val="1F4E79"/>
           <w:sz w:val="30"/>
         </w:rPr>
-        <w:t>267</w:t>
+        <w:t>268</w:t>
       </w:r>
       <w:r>
         <w:rPr>

--- a/_implementation-notes/evening-series/FotH Evening Session 18 Leader Notes DRAFT v1.docx
+++ b/_implementation-notes/evening-series/FotH Evening Session 18 Leader Notes DRAFT v1.docx
@@ -13,7 +13,7 @@
           <w:color w:val="2C5F2D"/>
           <w:sz w:val="36"/>
         </w:rPr>
-        <w:t>Leader Notes — Session 18: The Return Ii</w:t>
+        <w:t>Leader Notes — Evening 14: The Return Ii</w:t>
       </w:r>
     </w:p>
     <w:p>
@@ -203,7 +203,7 @@
           <w:color w:val="2C5F2D"/>
           <w:sz w:val="24"/>
         </w:rPr>
-        <w:t xml:space="preserve">   SESSION 18</w:t>
+        <w:t xml:space="preserve">   EVENING 14</w:t>
       </w:r>
       <w:r>
         <w:rPr>
@@ -236,7 +236,7 @@
           <w:color w:val="6B8E3F"/>
           <w:sz w:val="18"/>
         </w:rPr>
-        <w:t>S18 · pre-session · DIVIDER</w:t>
+        <w:t>E14 · pre-session · DIVIDER</w:t>
       </w:r>
     </w:p>
     <w:p>
@@ -308,7 +308,7 @@
           <w:color w:val="6B8E3F"/>
           <w:sz w:val="18"/>
         </w:rPr>
-        <w:t xml:space="preserve">S18 · WELCOME · </w:t>
+        <w:t xml:space="preserve">E14 · WELCOME · </w:t>
       </w:r>
       <w:r>
         <w:rPr>
@@ -350,7 +350,7 @@
         <w:spacing w:before="0" w:after="60"/>
       </w:pPr>
       <w:r>
-        <w:t>1. Locate tonight on the map, plainly: Session 18 returns to the whole map — all four Connects, for the final stretch. Each connection makes the next one real (Matt. 22:37–40).</w:t>
+        <w:t>1. Locate tonight on the map, plainly: Evening 14 returns to the whole map — all four Connects, for the final stretch. Each connection makes the next one real (Matt. 22:37–40).</w:t>
       </w:r>
     </w:p>
     <w:p>
@@ -418,7 +418,7 @@
           <w:color w:val="2C5F2D"/>
           <w:sz w:val="24"/>
         </w:rPr>
-        <w:t xml:space="preserve">   Session 18 — Tonight’s Road</w:t>
+        <w:t xml:space="preserve">   Evening 14 — Tonight’s Road</w:t>
       </w:r>
       <w:r>
         <w:rPr>
@@ -451,7 +451,7 @@
           <w:color w:val="6B8E3F"/>
           <w:sz w:val="18"/>
         </w:rPr>
-        <w:t xml:space="preserve">S18 · 7:00–8:30 · </w:t>
+        <w:t xml:space="preserve">E14 · 7:00–8:30 · </w:t>
       </w:r>
       <w:r>
         <w:rPr>
@@ -593,7 +593,7 @@
           <w:color w:val="6B8E3F"/>
           <w:sz w:val="18"/>
         </w:rPr>
-        <w:t xml:space="preserve">S18 · 7:00–7:08 · </w:t>
+        <w:t xml:space="preserve">E14 · 7:00–7:08 · </w:t>
       </w:r>
       <w:r>
         <w:rPr>
@@ -771,7 +771,7 @@
           <w:color w:val="6B8E3F"/>
           <w:sz w:val="18"/>
         </w:rPr>
-        <w:t xml:space="preserve">S18 · 7:25–7:33 · </w:t>
+        <w:t xml:space="preserve">E14 · 7:25–7:33 · </w:t>
       </w:r>
       <w:r>
         <w:rPr>
@@ -906,7 +906,7 @@
           <w:color w:val="6B8E3F"/>
           <w:sz w:val="18"/>
         </w:rPr>
-        <w:t xml:space="preserve">S18 · 7:33–8:01 · </w:t>
+        <w:t xml:space="preserve">E14 · 7:33–8:01 · </w:t>
       </w:r>
       <w:r>
         <w:rPr>
@@ -1077,7 +1077,7 @@
           <w:color w:val="6B8E3F"/>
           <w:sz w:val="18"/>
         </w:rPr>
-        <w:t xml:space="preserve">S18 · 8:01–8:20 · </w:t>
+        <w:t xml:space="preserve">E14 · 8:01–8:20 · </w:t>
       </w:r>
       <w:r>
         <w:rPr>
@@ -1140,7 +1140,7 @@
         <w:spacing w:before="0" w:after="60"/>
       </w:pPr>
       <w:r>
-        <w:t>3. Three asks: come, bring your journal, bring the whole family to Week 21 — calendar it today, date visible on the board.</w:t>
+        <w:t>3. Three asks: come, bring your journal, bring the whole family to Evening 16 — calendar it today, date visible on the board.</w:t>
       </w:r>
     </w:p>
     <w:p>
@@ -1158,7 +1158,7 @@
         <w:t xml:space="preserve">CUES: </w:t>
       </w:r>
       <w:r>
-        <w:t>This script carries the school clock for Session 21, but the Week 21 plan runs food 6:00, session 6:30–8:30 — confirm the times in the family email before announcing.</w:t>
+        <w:t>This script carries the school clock for Session 21, but the Evening 16 plan runs food 6:00, session 6:30–8:30 — confirm the times in the family email before announcing.</w:t>
       </w:r>
     </w:p>
     <w:p>
@@ -1237,7 +1237,7 @@
           <w:color w:val="6B8E3F"/>
           <w:sz w:val="18"/>
         </w:rPr>
-        <w:t xml:space="preserve">S18 · 8:20–8:24 · </w:t>
+        <w:t xml:space="preserve">E14 · 8:20–8:24 · </w:t>
       </w:r>
       <w:r>
         <w:rPr>
@@ -1379,7 +1379,7 @@
           <w:color w:val="6B8E3F"/>
           <w:sz w:val="18"/>
         </w:rPr>
-        <w:t xml:space="preserve">S18 · COMMISSIONING · </w:t>
+        <w:t xml:space="preserve">E14 · COMMISSIONING · </w:t>
       </w:r>
       <w:r>
         <w:rPr>
@@ -1521,7 +1521,7 @@
           <w:color w:val="6B8E3F"/>
           <w:sz w:val="18"/>
         </w:rPr>
-        <w:t xml:space="preserve">S18 · COMMISSIONING · </w:t>
+        <w:t xml:space="preserve">E14 · COMMISSIONING · </w:t>
       </w:r>
       <w:r>
         <w:rPr>
@@ -1652,7 +1652,7 @@
           <w:color w:val="6B8E3F"/>
           <w:sz w:val="18"/>
         </w:rPr>
-        <w:t xml:space="preserve">S18 · 8:28–8:30 · </w:t>
+        <w:t xml:space="preserve">E14 · 8:28–8:30 · </w:t>
       </w:r>
       <w:r>
         <w:rPr>
@@ -1812,7 +1812,7 @@
           <w:color w:val="6B8E3F"/>
           <w:sz w:val="18"/>
         </w:rPr>
-        <w:t xml:space="preserve">S18 · 8:24–8:28 · </w:t>
+        <w:t xml:space="preserve">E14 · 8:24–8:28 · </w:t>
       </w:r>
       <w:r>
         <w:rPr>
@@ -1954,7 +1954,7 @@
           <w:color w:val="6B8E3F"/>
           <w:sz w:val="18"/>
         </w:rPr>
-        <w:t xml:space="preserve">S18 · 8:28–8:30 · </w:t>
+        <w:t xml:space="preserve">E14 · 8:28–8:30 · </w:t>
       </w:r>
       <w:r>
         <w:rPr>
@@ -2035,6 +2035,8 @@
       </w:r>
     </w:p>
     <w:sectPr>
+      <w:headerReference w:type="default" r:id="rId9"/>
+      <w:footerReference w:type="default" r:id="rId10"/>
       <w:pgSz w:w="12240" w:h="15840"/>
       <w:pgMar w:top="1008" w:right="1152" w:bottom="1008" w:left="1152" w:header="720" w:footer="720" w:gutter="0"/>
       <w:cols w:space="720"/>
@@ -2042,6 +2044,26 @@
     </w:sectPr>
   </w:body>
 </w:document>
+</file>
+
+<file path=word/footer1.xml><?xml version="1.0" encoding="utf-8"?>
+<w:ftr xmlns:m="http://schemas.openxmlformats.org/officeDocument/2006/math" xmlns:mc="http://schemas.openxmlformats.org/markup-compatibility/2006" xmlns:mo="http://schemas.microsoft.com/office/mac/office/2008/main" xmlns:mv="urn:schemas-microsoft-com:mac:vml" xmlns:o="urn:schemas-microsoft-com:office:office" xmlns:r="http://schemas.openxmlformats.org/officeDocument/2006/relationships" xmlns:v="urn:schemas-microsoft-com:vml" xmlns:w10="urn:schemas-microsoft-com:office:word" xmlns:w14="http://schemas.microsoft.com/office/word/2010/wordml" xmlns:w="http://schemas.openxmlformats.org/wordprocessingml/2006/main" xmlns:wne="http://schemas.microsoft.com/office/word/2006/wordml" xmlns:wp14="http://schemas.microsoft.com/office/word/2010/wordprocessingDrawing" xmlns:wp="http://schemas.openxmlformats.org/drawingml/2006/wordprocessingDrawing" xmlns:wpc="http://schemas.microsoft.com/office/word/2010/wordprocessingCanvas" xmlns:wpg="http://schemas.microsoft.com/office/word/2010/wordprocessingGroup" xmlns:wpi="http://schemas.microsoft.com/office/word/2010/wordprocessingInk" xmlns:wps="http://schemas.microsoft.com/office/word/2010/wordprocessingShape" mc:Ignorable="w14 wp14">
+  <w:p>
+    <w:pPr>
+      <w:pStyle w:val="Footer"/>
+    </w:pPr>
+  </w:p>
+</w:ftr>
+</file>
+
+<file path=word/header1.xml><?xml version="1.0" encoding="utf-8"?>
+<w:hdr xmlns:m="http://schemas.openxmlformats.org/officeDocument/2006/math" xmlns:mc="http://schemas.openxmlformats.org/markup-compatibility/2006" xmlns:mo="http://schemas.microsoft.com/office/mac/office/2008/main" xmlns:mv="urn:schemas-microsoft-com:mac:vml" xmlns:o="urn:schemas-microsoft-com:office:office" xmlns:r="http://schemas.openxmlformats.org/officeDocument/2006/relationships" xmlns:v="urn:schemas-microsoft-com:vml" xmlns:w10="urn:schemas-microsoft-com:office:word" xmlns:w14="http://schemas.microsoft.com/office/word/2010/wordml" xmlns:w="http://schemas.openxmlformats.org/wordprocessingml/2006/main" xmlns:wne="http://schemas.microsoft.com/office/word/2006/wordml" xmlns:wp14="http://schemas.microsoft.com/office/word/2010/wordprocessingDrawing" xmlns:wp="http://schemas.openxmlformats.org/drawingml/2006/wordprocessingDrawing" xmlns:wpc="http://schemas.microsoft.com/office/word/2010/wordprocessingCanvas" xmlns:wpg="http://schemas.microsoft.com/office/word/2010/wordprocessingGroup" xmlns:wpi="http://schemas.microsoft.com/office/word/2010/wordprocessingInk" xmlns:wps="http://schemas.microsoft.com/office/word/2010/wordprocessingShape" mc:Ignorable="w14 wp14">
+  <w:p>
+    <w:pPr>
+      <w:pStyle w:val="Header"/>
+    </w:pPr>
+  </w:p>
+</w:hdr>
 </file>
 
 <file path=word/numbering.xml><?xml version="1.0" encoding="utf-8"?>

--- a/_implementation-notes/evening-series/FotH Evening Session 18 Leader Notes DRAFT v1.docx
+++ b/_implementation-notes/evening-series/FotH Evening Session 18 Leader Notes DRAFT v1.docx
@@ -1118,7 +1118,7 @@
         <w:spacing w:before="0" w:after="60"/>
       </w:pPr>
       <w:r>
-        <w:t>1. Write the five lines live on the whiteboard, saying each: Wk 19 the teens teach the two mercy cards in pairs; Wk 20 The Long Walk — the seniors teach the whole room, journals come; Wk 21 Sending and Blessing — whole families, a TWO-HOUR night; Wk 22 the Commissioning of the Companions.</w:t>
+        <w:t>1. Write the three lines live on the whiteboard, saying each: Evening 15, The Long Walk — the Companions-in-Formation teach the two mercy cards, journals come; Evening 16, Sending and Blessing — whole families, a TWO-HOUR night; Evening 17, the Commissioning of the Companions.</w:t>
       </w:r>
     </w:p>
     <w:p>
@@ -1129,7 +1129,7 @@
         <w:spacing w:before="0" w:after="60"/>
       </w:pPr>
       <w:r>
-        <w:t>2. Land the frame sentence: the year now begins to hand itself over — that was always the plan.</w:t>
+        <w:t>2. Land the frame sentence (John's word, 13 October): 'From here, the evenings stop holding you, and you start holding the practice.' The teens have led from the first night; what steps back now is the structure, and that was always the plan.</w:t>
       </w:r>
     </w:p>
     <w:p>
@@ -1995,7 +1995,7 @@
         <w:spacing w:before="0" w:after="60"/>
       </w:pPr>
       <w:r>
-        <w:t>1. One sentence for the road: you came back like people who know the way — five weeks to the sending; the season is His, and it is nearly harvest.</w:t>
+        <w:t>1. One sentence for the road: you came back like people who know the way — two evenings to the sending; the season is His, and it is nearly harvest.</w:t>
       </w:r>
     </w:p>
     <w:p>
@@ -2017,7 +2017,7 @@
         <w:spacing w:before="0" w:after="60"/>
       </w:pPr>
       <w:r>
-        <w:t>3. Send them glad: see you evenings — Week 19, the teens have the cards.</w:t>
+        <w:t>3. Send them glad: see you in two weeks — Evening 15, the teens have the cards.</w:t>
       </w:r>
     </w:p>
     <w:p>

--- a/_implementation-notes/evening-series/FotH Evening Session 18 Leader Notes DRAFT v1.docx
+++ b/_implementation-notes/evening-series/FotH Evening Session 18 Leader Notes DRAFT v1.docx
@@ -45,7 +45,7 @@
           <w:color w:val="595959"/>
           <w:sz w:val="18"/>
         </w:rPr>
-        <w:t>Match the big number on each block to the number in the bottom-right corner of the screen. This session is 256–268 in the series' one continuous numbering. The first slide, the series title, is “Title” here.</w:t>
+        <w:t>Match the big number on each block to the number in the bottom-right corner of the screen. This session is 256–269 in the series' one continuous numbering. The first slide, the series title, is “Title” here.</w:t>
       </w:r>
     </w:p>
     <w:p>
@@ -147,7 +147,7 @@
           <w:color w:val="7F7F7F"/>
           <w:sz w:val="16"/>
         </w:rPr>
-        <w:t xml:space="preserve">   · slide 1 of 14</w:t>
+        <w:t xml:space="preserve">   · slide 1 of 15</w:t>
       </w:r>
     </w:p>
     <w:p>
@@ -219,7 +219,7 @@
           <w:color w:val="7F7F7F"/>
           <w:sz w:val="16"/>
         </w:rPr>
-        <w:t xml:space="preserve">   · slide 2 of 14</w:t>
+        <w:t xml:space="preserve">   · slide 2 of 15</w:t>
       </w:r>
     </w:p>
     <w:p>
@@ -291,7 +291,7 @@
           <w:color w:val="7F7F7F"/>
           <w:sz w:val="16"/>
         </w:rPr>
-        <w:t xml:space="preserve">   · slide 3 of 14</w:t>
+        <w:t xml:space="preserve">   · slide 3 of 15</w:t>
       </w:r>
     </w:p>
     <w:p>
@@ -434,7 +434,7 @@
           <w:color w:val="7F7F7F"/>
           <w:sz w:val="16"/>
         </w:rPr>
-        <w:t xml:space="preserve">   · slide 4 of 14</w:t>
+        <w:t xml:space="preserve">   · slide 4 of 15</w:t>
       </w:r>
     </w:p>
     <w:p>
@@ -576,7 +576,7 @@
           <w:color w:val="7F7F7F"/>
           <w:sz w:val="16"/>
         </w:rPr>
-        <w:t xml:space="preserve">   · slide 5 of 14</w:t>
+        <w:t xml:space="preserve">   · slide 5 of 15</w:t>
       </w:r>
     </w:p>
     <w:p>
@@ -754,7 +754,7 @@
           <w:color w:val="7F7F7F"/>
           <w:sz w:val="16"/>
         </w:rPr>
-        <w:t xml:space="preserve">   · slide 6 of 14</w:t>
+        <w:t xml:space="preserve">   · slide 6 of 15</w:t>
       </w:r>
     </w:p>
     <w:p>
@@ -889,7 +889,7 @@
           <w:color w:val="7F7F7F"/>
           <w:sz w:val="16"/>
         </w:rPr>
-        <w:t xml:space="preserve">   · slide 7 of 14</w:t>
+        <w:t xml:space="preserve">   · slide 7 of 15</w:t>
       </w:r>
     </w:p>
     <w:p>
@@ -1060,7 +1060,7 @@
           <w:color w:val="7F7F7F"/>
           <w:sz w:val="16"/>
         </w:rPr>
-        <w:t xml:space="preserve">   · slide 8 of 14</w:t>
+        <w:t xml:space="preserve">   · slide 8 of 15</w:t>
       </w:r>
     </w:p>
     <w:p>
@@ -1077,7 +1077,7 @@
           <w:color w:val="6B8E3F"/>
           <w:sz w:val="18"/>
         </w:rPr>
-        <w:t xml:space="preserve">E14 · 8:01–8:20 · </w:t>
+        <w:t xml:space="preserve">E14 · 8:01–8:08 · </w:t>
       </w:r>
       <w:r>
         <w:rPr>
@@ -1140,7 +1140,7 @@
         <w:spacing w:before="0" w:after="60"/>
       </w:pPr>
       <w:r>
-        <w:t>3. Three asks: come, bring your journal, bring the whole family to Evening 16 — calendar it today, date visible on the board.</w:t>
+        <w:t>3. Keep it to seven minutes; Ready, and Not Yet follows. 4. Three asks: come, bring your journal, bring the whole family to Evening 16 — calendar it today, date visible on the board.</w:t>
       </w:r>
     </w:p>
     <w:p>
@@ -1204,6 +1204,154 @@
           <w:color w:val="2C5F2D"/>
           <w:sz w:val="24"/>
         </w:rPr>
+        <w:t xml:space="preserve">   Ready, and Not Yet</w:t>
+      </w:r>
+      <w:r>
+        <w:rPr>
+          <w:b/>
+          <w:color w:val="B45309"/>
+          <w:sz w:val="17"/>
+        </w:rPr>
+        <w:t xml:space="preserve">    CONTENT PRESENTER</w:t>
+      </w:r>
+      <w:r>
+        <w:rPr>
+          <w:b w:val="0"/>
+          <w:color w:val="7F7F7F"/>
+          <w:sz w:val="16"/>
+        </w:rPr>
+        <w:t xml:space="preserve">   · slide 9 of 15</w:t>
+      </w:r>
+    </w:p>
+    <w:p>
+      <w:pPr>
+        <w:keepNext/>
+        <w:pBdr>
+          <w:left w:val="double" w:sz="12" w:space="8" w:color="B45309"/>
+        </w:pBdr>
+        <w:spacing w:before="0" w:after="60"/>
+      </w:pPr>
+      <w:r>
+        <w:rPr>
+          <w:b/>
+          <w:color w:val="6B8E3F"/>
+          <w:sz w:val="18"/>
+        </w:rPr>
+        <w:t xml:space="preserve">E14 · 8:08–8:20 · </w:t>
+      </w:r>
+      <w:r>
+        <w:rPr>
+          <w:b/>
+          <w:color w:val="B45309"/>
+          <w:sz w:val="18"/>
+        </w:rPr>
+        <w:t>LEAD: CONTENT PRESENTER CIRCLE</w:t>
+      </w:r>
+      <w:r>
+        <w:rPr>
+          <w:b/>
+          <w:color w:val="6B8E3F"/>
+          <w:sz w:val="18"/>
+        </w:rPr>
+      </w:r>
+    </w:p>
+    <w:p>
+      <w:pPr>
+        <w:pBdr>
+          <w:left w:val="double" w:sz="12" w:space="8" w:color="B45309"/>
+        </w:pBdr>
+        <w:spacing w:before="0" w:after="60"/>
+      </w:pPr>
+      <w:r>
+        <w:rPr>
+          <w:b/>
+          <w:color w:val="595959"/>
+        </w:rPr>
+        <w:t xml:space="preserve">BEATS: </w:t>
+      </w:r>
+      <w:r>
+        <w:t>1. Bridge from the sentence: 'If the evenings stop holding you, what can you hold now? Where do you still need someone?' 2. Write, 3 minutes, all three questions: what can I do now, on my own, that I couldn't when we started? where do I still need someone beside me — a parent, an adult, this group? what would help me move one 'not yet' toward ready before we are sent? 3. Pairs within families, 6 minutes: the parent answers first — parents tell first. Then the parent names one place they see their teen ready, and one place they still want to walk beside them. 4. Room round, 3 minutes: one 'ready' each, out loud; a parent begins. The 'not yets' stay in the pair.</w:t>
+      </w:r>
+    </w:p>
+    <w:p>
+      <w:pPr>
+        <w:pBdr>
+          <w:left w:val="double" w:sz="12" w:space="8" w:color="B45309"/>
+        </w:pBdr>
+        <w:spacing w:before="0" w:after="60"/>
+      </w:pPr>
+      <w:r>
+        <w:rPr>
+          <w:b/>
+          <w:color w:val="595959"/>
+        </w:rPr>
+        <w:t xml:space="preserve">CUES: </w:t>
+      </w:r>
+      <w:r>
+        <w:t>Never cold-call a teen; pass-anytime holds. The shrinking answer to 'where do I still need an adult?' is the measure the room has been watching since the Session 6 leader questions; say so lightly, once.</w:t>
+      </w:r>
+    </w:p>
+    <w:p>
+      <w:pPr>
+        <w:pBdr>
+          <w:left w:val="double" w:sz="12" w:space="8" w:color="B45309"/>
+        </w:pBdr>
+        <w:spacing w:before="0" w:after="60"/>
+      </w:pPr>
+      <w:r>
+        <w:rPr>
+          <w:b/>
+          <w:color w:val="595959"/>
+        </w:rPr>
+        <w:t xml:space="preserve">GUARD: </w:t>
+      </w:r>
+      <w:r>
+        <w:t>'Not yet' is honest, never a failure. This is about practices and leading, not anyone's standing with God. Nothing is written down by the team and nothing is graded; it is the room reading itself. A 'not yet' that is heavy gets a follow-up within the week, not a fix tonight.</w:t>
+      </w:r>
+    </w:p>
+    <w:p>
+      <w:pPr>
+        <w:pBdr>
+          <w:left w:val="double" w:sz="12" w:space="8" w:color="B45309"/>
+        </w:pBdr>
+        <w:spacing w:before="0" w:after="60"/>
+      </w:pPr>
+      <w:r>
+        <w:rPr>
+          <w:b/>
+          <w:color w:val="595959"/>
+        </w:rPr>
+        <w:t xml:space="preserve">FROM: </w:t>
+      </w:r>
+      <w:r>
+        <w:t>John's word, 13 October; the S6 leader questions ('Can you do things now you couldn't in August?' 'Where do you still need an adult?') and the 13 October dinner sheet.</w:t>
+      </w:r>
+    </w:p>
+    <w:p>
+      <w:pPr>
+        <w:keepNext/>
+        <w:pBdr>
+          <w:left w:val="double" w:sz="12" w:space="8" w:color="B45309"/>
+        </w:pBdr>
+        <w:shd w:val="clear" w:color="auto" w:fill="FCE9D6"/>
+        <w:spacing w:before="160" w:after="40"/>
+      </w:pPr>
+      <w:r>
+        <w:rPr>
+          <w:rFonts w:ascii="Cambria" w:hAnsi="Cambria"/>
+          <w:b/>
+          <w:color w:val="B45309"/>
+          <w:sz w:val="30"/>
+        </w:rPr>
+        <w:t>264</w:t>
+      </w:r>
+      <w:r>
+        <w:rPr>
+          <w:rFonts w:ascii="Cambria" w:hAnsi="Cambria"/>
+          <w:b/>
+          <w:color w:val="2C5F2D"/>
+          <w:sz w:val="24"/>
+        </w:rPr>
         <w:t xml:space="preserve">   Homework — Two Weeks, Four Parts</w:t>
       </w:r>
       <w:r>
@@ -1220,7 +1368,7 @@
           <w:color w:val="7F7F7F"/>
           <w:sz w:val="16"/>
         </w:rPr>
-        <w:t xml:space="preserve">   · slide 9 of 14</w:t>
+        <w:t xml:space="preserve">   · slide 10 of 15</w:t>
       </w:r>
     </w:p>
     <w:p>
@@ -1300,7 +1448,7 @@
         <w:spacing w:before="0" w:after="60"/>
       </w:pPr>
       <w:r>
-        <w:t>3. The Four Questions word to parents — one paragraph, spoken to the middle distance, moved past without pausing for reaction: willing-only, not-yet counts, nobody checks.</w:t>
+        <w:t>3. The invitation list (John's word, 13 October): start a list of who you would invite to the follow-up series — names, not categories; pray over it before asking anyone. The group decides together, after Evening 17, what the follow-up is; the list is how each family comes ready to that conversation. Names stay in journals; nobody is asked to say them tonight, and the team keeps no list. 4. The Four Questions word to parents — one paragraph, spoken to the middle distance, moved past without pausing for reaction: willing-only, not-yet counts, nobody checks.</w:t>
       </w:r>
     </w:p>
     <w:p>
@@ -1337,7 +1485,7 @@
           <w:color w:val="B45309"/>
           <w:sz w:val="30"/>
         </w:rPr>
-        <w:t>264</w:t>
+        <w:t>265</w:t>
       </w:r>
       <w:r>
         <w:rPr>
@@ -1362,7 +1510,7 @@
           <w:color w:val="7F7F7F"/>
           <w:sz w:val="16"/>
         </w:rPr>
-        <w:t xml:space="preserve">   · slide 10 of 14</w:t>
+        <w:t xml:space="preserve">   · slide 11 of 15</w:t>
       </w:r>
     </w:p>
     <w:p>
@@ -1479,7 +1627,7 @@
           <w:color w:val="B45309"/>
           <w:sz w:val="30"/>
         </w:rPr>
-        <w:t>265</w:t>
+        <w:t>266</w:t>
       </w:r>
       <w:r>
         <w:rPr>
@@ -1504,7 +1652,7 @@
           <w:color w:val="7F7F7F"/>
           <w:sz w:val="16"/>
         </w:rPr>
-        <w:t xml:space="preserve">   · slide 11 of 14</w:t>
+        <w:t xml:space="preserve">   · slide 12 of 15</w:t>
       </w:r>
     </w:p>
     <w:p>
@@ -1610,7 +1758,7 @@
           <w:color w:val="1F4E79"/>
           <w:sz w:val="30"/>
         </w:rPr>
-        <w:t>266</w:t>
+        <w:t>267</w:t>
       </w:r>
       <w:r>
         <w:rPr>
@@ -1635,7 +1783,7 @@
           <w:color w:val="7F7F7F"/>
           <w:sz w:val="16"/>
         </w:rPr>
-        <w:t xml:space="preserve">   · slide 12 of 14</w:t>
+        <w:t xml:space="preserve">   · slide 13 of 15</w:t>
       </w:r>
     </w:p>
     <w:p>
@@ -1770,7 +1918,7 @@
           <w:color w:val="6B3FA0"/>
           <w:sz w:val="30"/>
         </w:rPr>
-        <w:t>267</w:t>
+        <w:t>268</w:t>
       </w:r>
       <w:r>
         <w:rPr>
@@ -1795,7 +1943,7 @@
           <w:color w:val="7F7F7F"/>
           <w:sz w:val="16"/>
         </w:rPr>
-        <w:t xml:space="preserve">   · slide 13 of 14</w:t>
+        <w:t xml:space="preserve">   · slide 14 of 15</w:t>
       </w:r>
     </w:p>
     <w:p>
@@ -1912,7 +2060,7 @@
           <w:color w:val="1F4E79"/>
           <w:sz w:val="30"/>
         </w:rPr>
-        <w:t>268</w:t>
+        <w:t>269</w:t>
       </w:r>
       <w:r>
         <w:rPr>
@@ -1937,7 +2085,7 @@
           <w:color w:val="7F7F7F"/>
           <w:sz w:val="16"/>
         </w:rPr>
-        <w:t xml:space="preserve">   · slide 14 of 14</w:t>
+        <w:t xml:space="preserve">   · slide 15 of 15</w:t>
       </w:r>
     </w:p>
     <w:p>
